--- a/자료/1. 프로젝트_계획서.docx
+++ b/자료/1. 프로젝트_계획서.docx
@@ -17,47 +17,7 @@
           <w:sz w:val="36"/>
           <w:szCs w:val="36"/>
         </w:rPr>
-        <w:t>1</w:t>
-      </w:r>
-      <w:r>
-        <w:rPr>
-          <w:b/>
-          <w:sz w:val="36"/>
-          <w:szCs w:val="36"/>
-        </w:rPr>
-        <w:t>차</w:t>
-      </w:r>
-      <w:r>
-        <w:rPr>
-          <w:b/>
-          <w:sz w:val="36"/>
-          <w:szCs w:val="36"/>
-        </w:rPr>
-        <w:t xml:space="preserve"> </w:t>
-      </w:r>
-      <w:r>
-        <w:rPr>
-          <w:b/>
-          <w:sz w:val="36"/>
-          <w:szCs w:val="36"/>
-        </w:rPr>
-        <w:t>프로젝트</w:t>
-      </w:r>
-      <w:r>
-        <w:rPr>
-          <w:b/>
-          <w:sz w:val="36"/>
-          <w:szCs w:val="36"/>
-        </w:rPr>
-        <w:t xml:space="preserve"> </w:t>
-      </w:r>
-      <w:r>
-        <w:rPr>
-          <w:b/>
-          <w:sz w:val="36"/>
-          <w:szCs w:val="36"/>
-        </w:rPr>
-        <w:t>기획안</w:t>
+        <w:t>1차 프로젝트 기획안</w:t>
       </w:r>
     </w:p>
     <w:p>
@@ -71,55 +31,7 @@
         <w:rPr>
           <w:b/>
         </w:rPr>
-        <w:t>2025</w:t>
-      </w:r>
-      <w:r>
-        <w:rPr>
-          <w:b/>
-        </w:rPr>
-        <w:t>년</w:t>
-      </w:r>
-      <w:r>
-        <w:rPr>
-          <w:b/>
-        </w:rPr>
-        <w:t xml:space="preserve">      </w:t>
-      </w:r>
-      <w:r>
-        <w:rPr>
-          <w:b/>
-        </w:rPr>
-        <w:t>12</w:t>
-      </w:r>
-      <w:r>
-        <w:rPr>
-          <w:b/>
-        </w:rPr>
-        <w:t xml:space="preserve"> </w:t>
-      </w:r>
-      <w:r>
-        <w:rPr>
-          <w:b/>
-        </w:rPr>
-        <w:t>월</w:t>
-      </w:r>
-      <w:r>
-        <w:rPr>
-          <w:b/>
-        </w:rPr>
-        <w:t xml:space="preserve">    0</w:t>
-      </w:r>
-      <w:r>
-        <w:rPr>
-          <w:b/>
-        </w:rPr>
-        <w:t>9</w:t>
-      </w:r>
-      <w:r>
-        <w:rPr>
-          <w:b/>
-        </w:rPr>
-        <w:t>일</w:t>
+        <w:t>2025년      12 월    09일</w:t>
       </w:r>
     </w:p>
     <w:p>
@@ -139,63 +51,7 @@
           <w:b/>
           <w:color w:val="000000"/>
         </w:rPr>
-        <w:t>과정명</w:t>
-      </w:r>
-      <w:r>
-        <w:rPr>
-          <w:b/>
-          <w:color w:val="000000"/>
-        </w:rPr>
-        <w:t xml:space="preserve"> : </w:t>
-      </w:r>
-      <w:r>
-        <w:rPr>
-          <w:b/>
-          <w:color w:val="000000"/>
-        </w:rPr>
-        <w:t>[</w:t>
-      </w:r>
-      <w:r>
-        <w:rPr>
-          <w:b/>
-          <w:color w:val="000000"/>
-        </w:rPr>
-        <w:t>기업맞춤</w:t>
-      </w:r>
-      <w:r>
-        <w:rPr>
-          <w:b/>
-          <w:color w:val="000000"/>
-        </w:rPr>
-        <w:t xml:space="preserve"> PBT] </w:t>
-      </w:r>
-      <w:r>
-        <w:rPr>
-          <w:b/>
-          <w:color w:val="000000"/>
-        </w:rPr>
-        <w:t>클라우드</w:t>
-      </w:r>
-      <w:r>
-        <w:rPr>
-          <w:b/>
-          <w:color w:val="000000"/>
-        </w:rPr>
-        <w:t xml:space="preserve"> AI </w:t>
-      </w:r>
-      <w:r>
-        <w:rPr>
-          <w:b/>
-          <w:color w:val="000000"/>
-        </w:rPr>
-        <w:t>서비스</w:t>
-      </w:r>
-      <w:r>
-        <w:rPr>
-          <w:b/>
-          <w:color w:val="000000"/>
-        </w:rPr>
-        <w:t xml:space="preserve"> G </w:t>
+        <w:t xml:space="preserve">과정명 : [기업맞춤 PBT] 클라우드 AI 서비스 G </w:t>
       </w:r>
       <w:r>
         <w:rPr>
@@ -223,14 +79,7 @@
           <w:b/>
           <w:color w:val="000000"/>
         </w:rPr>
-        <w:t>과정</w:t>
-      </w:r>
-      <w:r>
-        <w:rPr>
-          <w:b/>
-          <w:color w:val="000000"/>
-        </w:rPr>
-        <w:t xml:space="preserve"> </w:t>
+        <w:t xml:space="preserve">과정 </w:t>
       </w:r>
       <w:proofErr w:type="gramStart"/>
       <w:r>
@@ -238,14 +87,7 @@
           <w:b/>
           <w:color w:val="000000"/>
         </w:rPr>
-        <w:t>기간</w:t>
-      </w:r>
-      <w:r>
-        <w:rPr>
-          <w:b/>
-          <w:color w:val="000000"/>
-        </w:rPr>
-        <w:t xml:space="preserve"> :</w:t>
+        <w:t>기간 :</w:t>
       </w:r>
       <w:proofErr w:type="gramEnd"/>
       <w:r>
@@ -314,12 +156,6 @@
         <w:gridCol w:w="6328"/>
       </w:tblGrid>
       <w:tr>
-        <w:tblPrEx>
-          <w:tblCellMar>
-            <w:top w:w="0" w:type="dxa"/>
-            <w:bottom w:w="0" w:type="dxa"/>
-          </w:tblCellMar>
-        </w:tblPrEx>
         <w:trPr>
           <w:trHeight w:val="242"/>
           <w:jc w:val="center"/>
@@ -384,12 +220,6 @@
         </w:tc>
       </w:tr>
       <w:tr>
-        <w:tblPrEx>
-          <w:tblCellMar>
-            <w:top w:w="0" w:type="dxa"/>
-            <w:bottom w:w="0" w:type="dxa"/>
-          </w:tblCellMar>
-        </w:tblPrEx>
         <w:trPr>
           <w:trHeight w:val="420"/>
           <w:jc w:val="center"/>
@@ -448,60 +278,12 @@
                 <w:rFonts w:asciiTheme="majorEastAsia" w:eastAsiaTheme="majorEastAsia" w:hAnsiTheme="majorEastAsia"/>
                 <w:color w:val="000000"/>
               </w:rPr>
-              <w:t>김준서</w:t>
-            </w:r>
-            <w:r>
-              <w:rPr>
-                <w:rFonts w:asciiTheme="majorEastAsia" w:eastAsiaTheme="majorEastAsia" w:hAnsiTheme="majorEastAsia"/>
-                <w:color w:val="000000"/>
-              </w:rPr>
-              <w:t xml:space="preserve">, </w:t>
-            </w:r>
-            <w:r>
-              <w:rPr>
-                <w:rFonts w:asciiTheme="majorEastAsia" w:eastAsiaTheme="majorEastAsia" w:hAnsiTheme="majorEastAsia"/>
-                <w:color w:val="000000"/>
-              </w:rPr>
-              <w:t>임정현</w:t>
-            </w:r>
-            <w:r>
-              <w:rPr>
-                <w:rFonts w:asciiTheme="majorEastAsia" w:eastAsiaTheme="majorEastAsia" w:hAnsiTheme="majorEastAsia"/>
-                <w:color w:val="000000"/>
-              </w:rPr>
-              <w:t xml:space="preserve">, </w:t>
-            </w:r>
-            <w:r>
-              <w:rPr>
-                <w:rFonts w:asciiTheme="majorEastAsia" w:eastAsiaTheme="majorEastAsia" w:hAnsiTheme="majorEastAsia"/>
-                <w:color w:val="000000"/>
-              </w:rPr>
-              <w:t>진선영</w:t>
-            </w:r>
-            <w:r>
-              <w:rPr>
-                <w:rFonts w:asciiTheme="majorEastAsia" w:eastAsiaTheme="majorEastAsia" w:hAnsiTheme="majorEastAsia"/>
-                <w:color w:val="000000"/>
-              </w:rPr>
-              <w:t xml:space="preserve">, </w:t>
-            </w:r>
-            <w:r>
-              <w:rPr>
-                <w:rFonts w:asciiTheme="majorEastAsia" w:eastAsiaTheme="majorEastAsia" w:hAnsiTheme="majorEastAsia"/>
-                <w:color w:val="000000"/>
-              </w:rPr>
-              <w:t>현단비</w:t>
+              <w:t>김준서, 임정현, 진선영, 현단비</w:t>
             </w:r>
           </w:p>
         </w:tc>
       </w:tr>
       <w:tr>
-        <w:tblPrEx>
-          <w:tblCellMar>
-            <w:top w:w="0" w:type="dxa"/>
-            <w:bottom w:w="0" w:type="dxa"/>
-          </w:tblCellMar>
-        </w:tblPrEx>
         <w:trPr>
           <w:trHeight w:val="70"/>
           <w:jc w:val="center"/>
@@ -531,21 +313,7 @@
                 <w:rFonts w:asciiTheme="majorEastAsia" w:hAnsiTheme="majorEastAsia"/>
                 <w:b/>
               </w:rPr>
-              <w:t>프로젝트</w:t>
-            </w:r>
-            <w:r>
-              <w:rPr>
-                <w:rFonts w:asciiTheme="majorEastAsia" w:hAnsiTheme="majorEastAsia"/>
-                <w:b/>
-              </w:rPr>
-              <w:t xml:space="preserve"> </w:t>
-            </w:r>
-            <w:r>
-              <w:rPr>
-                <w:rFonts w:asciiTheme="majorEastAsia" w:hAnsiTheme="majorEastAsia"/>
-                <w:b/>
-              </w:rPr>
-              <w:t>주제</w:t>
+              <w:t>프로젝트 주제</w:t>
             </w:r>
           </w:p>
         </w:tc>
@@ -570,31 +338,7 @@
               </w:rPr>
             </w:pPr>
             <w:r>
-              <w:t>스마트</w:t>
-            </w:r>
-            <w:r>
-              <w:t xml:space="preserve"> </w:t>
-            </w:r>
-            <w:r>
-              <w:t>객체</w:t>
-            </w:r>
-            <w:r>
-              <w:t xml:space="preserve"> </w:t>
-            </w:r>
-            <w:r>
-              <w:t>인식</w:t>
-            </w:r>
-            <w:r>
-              <w:t xml:space="preserve"> </w:t>
-            </w:r>
-            <w:r>
-              <w:t>결제</w:t>
-            </w:r>
-            <w:r>
-              <w:t xml:space="preserve"> </w:t>
-            </w:r>
-            <w:r>
-              <w:t>시스템</w:t>
+              <w:t>스마트 객체 인식 결제 시스템</w:t>
             </w:r>
             <w:r>
               <w:t>-</w:t>
@@ -633,8 +377,6 @@
               </w:rPr>
               <w:t>)</w:t>
             </w:r>
-            <w:bookmarkStart w:id="1" w:name="_GoBack"/>
-            <w:bookmarkEnd w:id="1"/>
             <w:r>
               <w:rPr>
                 <w:rFonts w:hint="eastAsia"/>
@@ -648,12 +390,6 @@
         </w:tc>
       </w:tr>
       <w:tr>
-        <w:tblPrEx>
-          <w:tblCellMar>
-            <w:top w:w="0" w:type="dxa"/>
-            <w:bottom w:w="0" w:type="dxa"/>
-          </w:tblCellMar>
-        </w:tblPrEx>
         <w:trPr>
           <w:trHeight w:val="930"/>
           <w:jc w:val="center"/>
@@ -683,21 +419,7 @@
                 <w:rFonts w:asciiTheme="majorEastAsia" w:hAnsiTheme="majorEastAsia"/>
                 <w:b/>
               </w:rPr>
-              <w:t>기술</w:t>
-            </w:r>
-            <w:r>
-              <w:rPr>
-                <w:rFonts w:asciiTheme="majorEastAsia" w:hAnsiTheme="majorEastAsia"/>
-                <w:b/>
-              </w:rPr>
-              <w:t xml:space="preserve"> </w:t>
-            </w:r>
-            <w:r>
-              <w:rPr>
-                <w:rFonts w:asciiTheme="majorEastAsia" w:hAnsiTheme="majorEastAsia"/>
-                <w:b/>
-              </w:rPr>
-              <w:t>키워드</w:t>
+              <w:t>기술 키워드</w:t>
             </w:r>
           </w:p>
         </w:tc>
@@ -721,25 +443,119 @@
                 <w:color w:val="000000"/>
               </w:rPr>
             </w:pPr>
+            <w:proofErr w:type="gramStart"/>
             <w:r>
               <w:rPr>
                 <w:rFonts w:asciiTheme="majorEastAsia" w:hAnsiTheme="majorEastAsia"/>
                 <w:color w:val="000000"/>
               </w:rPr>
-              <w:t>AI) YOLOv8 (</w:t>
+              <w:t>AI</w:t>
             </w:r>
             <w:r>
               <w:rPr>
                 <w:rFonts w:asciiTheme="majorEastAsia" w:hAnsiTheme="majorEastAsia"/>
                 <w:color w:val="000000"/>
               </w:rPr>
-              <w:t>변경</w:t>
-            </w:r>
+              <w:t xml:space="preserve"> :</w:t>
+            </w:r>
+            <w:proofErr w:type="gramEnd"/>
             <w:r>
               <w:rPr>
                 <w:rFonts w:asciiTheme="majorEastAsia" w:hAnsiTheme="majorEastAsia"/>
                 <w:color w:val="000000"/>
               </w:rPr>
+              <w:t xml:space="preserve"> YOLOv8 (</w:t>
+            </w:r>
+            <w:r>
+              <w:rPr>
+                <w:rFonts w:asciiTheme="majorEastAsia" w:hAnsiTheme="majorEastAsia"/>
+                <w:color w:val="000000"/>
+              </w:rPr>
+              <w:t>Detection, OCR</w:t>
+            </w:r>
+            <w:r>
+              <w:rPr>
+                <w:rFonts w:asciiTheme="majorEastAsia" w:hAnsiTheme="majorEastAsia"/>
+                <w:color w:val="000000"/>
+              </w:rPr>
+              <w:t>), Python</w:t>
+            </w:r>
+          </w:p>
+          <w:p>
+            <w:pPr>
+              <w:jc w:val="left"/>
+              <w:rPr>
+                <w:rFonts w:asciiTheme="majorEastAsia" w:hAnsiTheme="majorEastAsia"/>
+                <w:color w:val="000000"/>
+              </w:rPr>
+            </w:pPr>
+            <w:r>
+              <w:rPr>
+                <w:rFonts w:asciiTheme="majorEastAsia" w:hAnsiTheme="majorEastAsia"/>
+                <w:color w:val="000000"/>
+              </w:rPr>
+              <w:t>Front-</w:t>
+            </w:r>
+            <w:proofErr w:type="gramStart"/>
+            <w:r>
+              <w:rPr>
+                <w:rFonts w:asciiTheme="majorEastAsia" w:hAnsiTheme="majorEastAsia"/>
+                <w:color w:val="000000"/>
+              </w:rPr>
+              <w:t>End</w:t>
+            </w:r>
+            <w:r>
+              <w:rPr>
+                <w:rFonts w:asciiTheme="majorEastAsia" w:hAnsiTheme="majorEastAsia"/>
+                <w:color w:val="000000"/>
+              </w:rPr>
+              <w:t xml:space="preserve"> :</w:t>
+            </w:r>
+            <w:proofErr w:type="gramEnd"/>
+            <w:r>
+              <w:rPr>
+                <w:rFonts w:asciiTheme="majorEastAsia" w:hAnsiTheme="majorEastAsia"/>
+                <w:color w:val="000000"/>
+              </w:rPr>
+              <w:t xml:space="preserve"> Vue.js</w:t>
+            </w:r>
+          </w:p>
+          <w:p>
+            <w:pPr>
+              <w:jc w:val="left"/>
+              <w:rPr>
+                <w:rFonts w:asciiTheme="majorEastAsia" w:hAnsiTheme="majorEastAsia"/>
+                <w:color w:val="000000"/>
+              </w:rPr>
+            </w:pPr>
+            <w:r>
+              <w:rPr>
+                <w:rFonts w:asciiTheme="majorEastAsia" w:hAnsiTheme="majorEastAsia"/>
+                <w:color w:val="000000"/>
+              </w:rPr>
+              <w:t>Back-</w:t>
+            </w:r>
+            <w:proofErr w:type="gramStart"/>
+            <w:r>
+              <w:rPr>
+                <w:rFonts w:asciiTheme="majorEastAsia" w:hAnsiTheme="majorEastAsia"/>
+                <w:color w:val="000000"/>
+              </w:rPr>
+              <w:t>End</w:t>
+            </w:r>
+            <w:r>
+              <w:rPr>
+                <w:rFonts w:asciiTheme="majorEastAsia" w:hAnsiTheme="majorEastAsia"/>
+                <w:color w:val="000000"/>
+              </w:rPr>
+              <w:t xml:space="preserve"> :</w:t>
+            </w:r>
+            <w:proofErr w:type="gramEnd"/>
+            <w:r>
+              <w:rPr>
+                <w:rFonts w:asciiTheme="majorEastAsia" w:hAnsiTheme="majorEastAsia"/>
+                <w:color w:val="000000"/>
+              </w:rPr>
               <w:t xml:space="preserve"> </w:t>
             </w:r>
             <w:r>
@@ -747,89 +563,73 @@
                 <w:rFonts w:asciiTheme="majorEastAsia" w:hAnsiTheme="majorEastAsia"/>
                 <w:color w:val="000000"/>
               </w:rPr>
-              <w:t>가능성</w:t>
+              <w:t>Python</w:t>
             </w:r>
             <w:r>
               <w:rPr>
                 <w:rFonts w:asciiTheme="majorEastAsia" w:hAnsiTheme="majorEastAsia"/>
                 <w:color w:val="000000"/>
               </w:rPr>
+              <w:t xml:space="preserve">, </w:t>
+            </w:r>
+            <w:r>
+              <w:rPr>
+                <w:rFonts w:asciiTheme="majorEastAsia" w:hAnsiTheme="majorEastAsia"/>
+                <w:color w:val="000000"/>
+              </w:rPr>
+              <w:t>F</w:t>
+            </w:r>
+            <w:r>
+              <w:rPr>
+                <w:rFonts w:asciiTheme="majorEastAsia" w:hAnsiTheme="majorEastAsia"/>
+                <w:color w:val="000000"/>
+              </w:rPr>
+              <w:t>ast API</w:t>
+            </w:r>
+          </w:p>
+          <w:p>
+            <w:pPr>
+              <w:jc w:val="left"/>
+              <w:rPr>
+                <w:rFonts w:asciiTheme="majorEastAsia" w:eastAsiaTheme="majorEastAsia" w:hAnsiTheme="majorEastAsia"/>
+                <w:color w:val="000000"/>
+              </w:rPr>
+            </w:pPr>
+            <w:proofErr w:type="gramStart"/>
+            <w:r>
+              <w:rPr>
+                <w:rFonts w:asciiTheme="majorEastAsia" w:eastAsiaTheme="majorEastAsia" w:hAnsiTheme="majorEastAsia"/>
+                <w:color w:val="000000"/>
+              </w:rPr>
+              <w:t>DB</w:t>
+            </w:r>
+            <w:r>
+              <w:rPr>
+                <w:rFonts w:asciiTheme="majorEastAsia" w:eastAsiaTheme="majorEastAsia" w:hAnsiTheme="majorEastAsia"/>
+                <w:color w:val="000000"/>
+              </w:rPr>
+              <w:t xml:space="preserve"> :</w:t>
+            </w:r>
+            <w:proofErr w:type="gramEnd"/>
+            <w:r>
+              <w:rPr>
+                <w:rFonts w:asciiTheme="majorEastAsia" w:eastAsiaTheme="majorEastAsia" w:hAnsiTheme="majorEastAsia"/>
+                <w:color w:val="000000"/>
+              </w:rPr>
               <w:t xml:space="preserve"> </w:t>
             </w:r>
             <w:r>
               <w:rPr>
-                <w:rFonts w:asciiTheme="majorEastAsia" w:hAnsiTheme="majorEastAsia"/>
-                <w:color w:val="000000"/>
-              </w:rPr>
-              <w:t>있음</w:t>
-            </w:r>
-            <w:r>
-              <w:rPr>
-                <w:rFonts w:asciiTheme="majorEastAsia" w:hAnsiTheme="majorEastAsia"/>
-                <w:color w:val="000000"/>
-              </w:rPr>
-              <w:t>), Python</w:t>
+                <w:rFonts w:asciiTheme="majorEastAsia" w:eastAsiaTheme="majorEastAsia" w:hAnsiTheme="majorEastAsia"/>
+                <w:color w:val="000000"/>
+              </w:rPr>
+              <w:t xml:space="preserve"> MySQL</w:t>
             </w:r>
           </w:p>
           <w:p>
             <w:pPr>
               <w:jc w:val="left"/>
               <w:rPr>
-                <w:rFonts w:asciiTheme="majorEastAsia" w:hAnsiTheme="majorEastAsia"/>
-                <w:color w:val="000000"/>
-              </w:rPr>
-            </w:pPr>
-            <w:r>
-              <w:rPr>
-                <w:rFonts w:asciiTheme="majorEastAsia" w:hAnsiTheme="majorEastAsia"/>
-                <w:color w:val="000000"/>
-              </w:rPr>
-              <w:t xml:space="preserve">Front-End) </w:t>
-            </w:r>
-            <w:r>
-              <w:rPr>
-                <w:rFonts w:asciiTheme="majorEastAsia" w:hAnsiTheme="majorEastAsia"/>
-                <w:color w:val="000000"/>
-              </w:rPr>
-              <w:t>Vue.js</w:t>
-            </w:r>
-          </w:p>
-          <w:p>
-            <w:pPr>
-              <w:jc w:val="left"/>
-              <w:rPr>
-                <w:rFonts w:asciiTheme="majorEastAsia" w:hAnsiTheme="majorEastAsia"/>
-                <w:color w:val="000000"/>
-              </w:rPr>
-            </w:pPr>
-            <w:r>
-              <w:rPr>
-                <w:rFonts w:asciiTheme="majorEastAsia" w:hAnsiTheme="majorEastAsia"/>
-                <w:color w:val="000000"/>
-              </w:rPr>
-              <w:t>Back-End) node.js, Express</w:t>
-            </w:r>
-          </w:p>
-          <w:p>
-            <w:pPr>
-              <w:jc w:val="left"/>
-              <w:rPr>
-                <w:rFonts w:asciiTheme="majorEastAsia" w:eastAsiaTheme="majorEastAsia" w:hAnsiTheme="majorEastAsia"/>
-                <w:color w:val="000000"/>
-              </w:rPr>
-            </w:pPr>
-            <w:r>
-              <w:rPr>
-                <w:rFonts w:asciiTheme="majorEastAsia" w:eastAsiaTheme="majorEastAsia" w:hAnsiTheme="majorEastAsia"/>
-                <w:color w:val="000000"/>
-              </w:rPr>
-              <w:t>DB) MySQL</w:t>
-            </w:r>
-          </w:p>
-          <w:p>
-            <w:pPr>
-              <w:jc w:val="left"/>
-              <w:rPr>
                 <w:rFonts w:asciiTheme="majorEastAsia" w:eastAsiaTheme="majorEastAsia" w:hAnsiTheme="majorEastAsia"/>
                 <w:color w:val="000000"/>
               </w:rPr>
@@ -840,17 +640,18 @@
                 <w:color w:val="000000"/>
               </w:rPr>
               <w:t>Server) AWS</w:t>
+            </w:r>
+            <w:r>
+              <w:rPr>
+                <w:rFonts w:asciiTheme="majorEastAsia" w:eastAsiaTheme="majorEastAsia" w:hAnsiTheme="majorEastAsia"/>
+                <w:color w:val="000000"/>
+              </w:rPr>
+              <w:t>, Docker</w:t>
             </w:r>
           </w:p>
         </w:tc>
       </w:tr>
       <w:tr>
-        <w:tblPrEx>
-          <w:tblCellMar>
-            <w:top w:w="0" w:type="dxa"/>
-            <w:bottom w:w="0" w:type="dxa"/>
-          </w:tblCellMar>
-        </w:tblPrEx>
         <w:trPr>
           <w:trHeight w:val="1382"/>
           <w:jc w:val="center"/>
@@ -884,25 +685,7 @@
                 <w:sz w:val="24"/>
                 <w:szCs w:val="24"/>
               </w:rPr>
-              <w:t>프로젝트</w:t>
-            </w:r>
-            <w:r>
-              <w:rPr>
-                <w:rFonts w:asciiTheme="majorEastAsia" w:hAnsiTheme="majorEastAsia"/>
-                <w:b/>
-                <w:sz w:val="24"/>
-                <w:szCs w:val="24"/>
-              </w:rPr>
-              <w:t xml:space="preserve"> </w:t>
-            </w:r>
-            <w:r>
-              <w:rPr>
-                <w:rFonts w:asciiTheme="majorEastAsia" w:hAnsiTheme="majorEastAsia"/>
-                <w:b/>
-                <w:sz w:val="24"/>
-                <w:szCs w:val="24"/>
-              </w:rPr>
-              <w:t>목적</w:t>
+              <w:t>프로젝트 목적</w:t>
             </w:r>
           </w:p>
         </w:tc>
@@ -919,736 +702,80 @@
             <w:vAlign w:val="center"/>
           </w:tcPr>
           <w:p>
-            <w:r>
-              <w:t>스마트</w:t>
-            </w:r>
+            <w:proofErr w:type="gramStart"/>
+            <w:r>
+              <w:rPr>
+                <w:rFonts w:hint="eastAsia"/>
+              </w:rPr>
+              <w:t xml:space="preserve">개요 </w:t>
+            </w:r>
+            <w:r>
+              <w:t>:</w:t>
+            </w:r>
+            <w:proofErr w:type="gramEnd"/>
             <w:r>
               <w:t xml:space="preserve"> </w:t>
             </w:r>
-            <w:r>
-              <w:t>객체</w:t>
-            </w:r>
+          </w:p>
+          <w:p>
+            <w:r>
+              <w:t>스마트 객체 인식 결제 시스템은 최근 유통·리테일 산업에서 가장 큰 변화가 일어나고 있는 분야로, 인공지능 기술을 활용하여 결제 자동화를 실현하는 핵심 기술로 주목받고 있다.</w:t>
+            </w:r>
+          </w:p>
+          <w:p>
+            <w:proofErr w:type="gramStart"/>
+            <w:r>
+              <w:rPr>
+                <w:rFonts w:hint="eastAsia"/>
+              </w:rPr>
+              <w:t xml:space="preserve">필요성 </w:t>
+            </w:r>
+            <w:r>
+              <w:t>:</w:t>
+            </w:r>
+            <w:proofErr w:type="gramEnd"/>
             <w:r>
               <w:t xml:space="preserve"> </w:t>
             </w:r>
-            <w:r>
-              <w:t>인식</w:t>
+          </w:p>
+          <w:p>
+            <w:r>
+              <w:t>마트, 무인점포 등에서는 여전히 고객이 직접 상품을 바코드로 스캔하거나, 직원이 품목을 일일이 입력해야 하는 불편함이 존재한다. 특히 다품목 구매가 잦은 잡화점에서는 품목 수가 많고 모양이 다양한 물건을 빠르고 정확하게 처리하기 어려운 문제가 발생한다. 이러한 기존 방식의 비효율성과 오류 가능성은 고객 경험을 저하시킬 뿐 아니라, 운영 인력의 부담을 증가시키며 매장 전체의 회전율에도 부정적인 영향을 준다. AI 기반 객체 인식 기술을 활용하면 카메라로 단 한 번 촬영하는 것만으로도 상품을 자동 식별하고 가격을 산정하는 완전 자동화</w:t>
             </w:r>
             <w:r>
               <w:t xml:space="preserve"> </w:t>
             </w:r>
             <w:r>
-              <w:t>결제</w:t>
-            </w:r>
-            <w:r>
-              <w:t xml:space="preserve"> </w:t>
-            </w:r>
-            <w:r>
-              <w:t>시스템은</w:t>
-            </w:r>
-            <w:r>
-              <w:t xml:space="preserve"> </w:t>
-            </w:r>
-            <w:r>
-              <w:t>최근</w:t>
-            </w:r>
-            <w:r>
-              <w:t xml:space="preserve"> </w:t>
-            </w:r>
-            <w:r>
-              <w:t>유통</w:t>
-            </w:r>
-            <w:r>
-              <w:t>·</w:t>
-            </w:r>
-            <w:r>
-              <w:t>리테일</w:t>
-            </w:r>
-            <w:r>
-              <w:t xml:space="preserve"> </w:t>
-            </w:r>
-            <w:r>
-              <w:t>산업에서</w:t>
-            </w:r>
-            <w:r>
-              <w:t xml:space="preserve"> </w:t>
-            </w:r>
-            <w:r>
-              <w:t>가장</w:t>
-            </w:r>
-            <w:r>
-              <w:t xml:space="preserve"> </w:t>
-            </w:r>
-            <w:r>
-              <w:t>큰</w:t>
-            </w:r>
-            <w:r>
-              <w:t xml:space="preserve"> </w:t>
-            </w:r>
-            <w:r>
-              <w:t>변화가</w:t>
-            </w:r>
-            <w:r>
-              <w:t xml:space="preserve"> </w:t>
-            </w:r>
-            <w:r>
-              <w:t>일어나고</w:t>
-            </w:r>
-            <w:r>
-              <w:t xml:space="preserve"> </w:t>
-            </w:r>
-            <w:r>
-              <w:t>있는</w:t>
-            </w:r>
-            <w:r>
-              <w:t xml:space="preserve"> </w:t>
-            </w:r>
-            <w:r>
-              <w:t>분야로</w:t>
-            </w:r>
-            <w:r>
-              <w:t>,</w:t>
-            </w:r>
-            <w:r>
-              <w:t xml:space="preserve"> </w:t>
-            </w:r>
-            <w:r>
-              <w:t>인공지능</w:t>
-            </w:r>
-            <w:r>
-              <w:t xml:space="preserve"> </w:t>
-            </w:r>
-            <w:r>
-              <w:t>기술을</w:t>
-            </w:r>
-            <w:r>
-              <w:t xml:space="preserve"> </w:t>
-            </w:r>
-            <w:r>
-              <w:t>활용하여</w:t>
-            </w:r>
-            <w:r>
-              <w:t xml:space="preserve"> </w:t>
-            </w:r>
-            <w:r>
-              <w:t>결제</w:t>
-            </w:r>
-            <w:r>
-              <w:t xml:space="preserve"> </w:t>
-            </w:r>
-            <w:r>
-              <w:t>자동화를</w:t>
-            </w:r>
-            <w:r>
-              <w:t xml:space="preserve"> </w:t>
-            </w:r>
-            <w:r>
-              <w:t>실현하는</w:t>
-            </w:r>
-            <w:r>
-              <w:t xml:space="preserve"> </w:t>
-            </w:r>
-            <w:r>
-              <w:t>핵심</w:t>
-            </w:r>
-            <w:r>
-              <w:t xml:space="preserve"> </w:t>
-            </w:r>
-            <w:r>
-              <w:t>기술로</w:t>
-            </w:r>
-            <w:r>
-              <w:t xml:space="preserve"> </w:t>
-            </w:r>
-            <w:r>
-              <w:t>주목받고</w:t>
-            </w:r>
-            <w:r>
-              <w:t xml:space="preserve"> </w:t>
-            </w:r>
-            <w:r>
-              <w:t>있다</w:t>
-            </w:r>
-            <w:r>
-              <w:t>.</w:t>
-            </w:r>
-          </w:p>
-          <w:p>
-            <w:pPr>
-              <w:jc w:val="left"/>
-            </w:pPr>
-            <w:r>
-              <w:t>마트</w:t>
-            </w:r>
-            <w:r>
-              <w:t xml:space="preserve">, </w:t>
-            </w:r>
-            <w:r>
-              <w:t>무인점포</w:t>
-            </w:r>
-            <w:r>
-              <w:t xml:space="preserve"> </w:t>
-            </w:r>
-            <w:r>
-              <w:t>등에서는</w:t>
-            </w:r>
-            <w:r>
-              <w:t xml:space="preserve"> </w:t>
-            </w:r>
-            <w:r>
-              <w:t>여전히</w:t>
-            </w:r>
-            <w:r>
-              <w:t xml:space="preserve"> </w:t>
-            </w:r>
-            <w:r>
-              <w:t>고객이</w:t>
-            </w:r>
-            <w:r>
-              <w:t xml:space="preserve"> </w:t>
-            </w:r>
-            <w:r>
-              <w:t>직접</w:t>
-            </w:r>
-            <w:r>
-              <w:t xml:space="preserve"> </w:t>
-            </w:r>
-            <w:r>
-              <w:t>상품을</w:t>
-            </w:r>
-            <w:r>
-              <w:t xml:space="preserve"> </w:t>
-            </w:r>
-            <w:r>
-              <w:t>바코드로</w:t>
-            </w:r>
-            <w:r>
-              <w:t xml:space="preserve"> </w:t>
-            </w:r>
-            <w:r>
-              <w:t>스캔하거나</w:t>
-            </w:r>
-            <w:r>
-              <w:t xml:space="preserve">, </w:t>
-            </w:r>
-            <w:r>
-              <w:t>직원이</w:t>
-            </w:r>
-            <w:r>
-              <w:t xml:space="preserve"> </w:t>
-            </w:r>
-            <w:r>
-              <w:t>품목을</w:t>
-            </w:r>
-            <w:r>
-              <w:t xml:space="preserve"> </w:t>
-            </w:r>
-            <w:r>
-              <w:t>일일이</w:t>
-            </w:r>
-            <w:r>
-              <w:t xml:space="preserve"> </w:t>
-            </w:r>
-            <w:r>
-              <w:t>입력해야</w:t>
-            </w:r>
-            <w:r>
-              <w:t xml:space="preserve"> </w:t>
-            </w:r>
-            <w:r>
-              <w:t>하는</w:t>
-            </w:r>
-            <w:r>
-              <w:t xml:space="preserve"> </w:t>
-            </w:r>
-            <w:r>
-              <w:t>불편함이</w:t>
-            </w:r>
-            <w:r>
-              <w:t xml:space="preserve"> </w:t>
-            </w:r>
-            <w:r>
-              <w:t>존재한다</w:t>
-            </w:r>
-            <w:r>
-              <w:t>.</w:t>
-            </w:r>
-            <w:r>
-              <w:t xml:space="preserve"> </w:t>
-            </w:r>
-            <w:r>
-              <w:t>특히</w:t>
-            </w:r>
-            <w:r>
-              <w:t xml:space="preserve"> </w:t>
-            </w:r>
-            <w:r>
-              <w:t>다품목</w:t>
-            </w:r>
-            <w:r>
-              <w:t xml:space="preserve"> </w:t>
-            </w:r>
-            <w:r>
-              <w:t>구매가</w:t>
-            </w:r>
-            <w:r>
-              <w:t xml:space="preserve"> </w:t>
-            </w:r>
-            <w:r>
-              <w:t>잦은</w:t>
-            </w:r>
-            <w:r>
-              <w:t xml:space="preserve"> </w:t>
-            </w:r>
-            <w:r>
-              <w:t>잡화점에서는</w:t>
-            </w:r>
-            <w:r>
-              <w:t xml:space="preserve"> </w:t>
-            </w:r>
-            <w:r>
-              <w:t>품목</w:t>
-            </w:r>
-            <w:r>
-              <w:t xml:space="preserve"> </w:t>
-            </w:r>
-            <w:r>
-              <w:t>수가</w:t>
-            </w:r>
-            <w:r>
-              <w:t xml:space="preserve"> </w:t>
-            </w:r>
-            <w:r>
-              <w:t>많고</w:t>
-            </w:r>
-            <w:r>
-              <w:t xml:space="preserve"> </w:t>
-            </w:r>
-            <w:r>
-              <w:t>모양이</w:t>
-            </w:r>
-            <w:r>
-              <w:t xml:space="preserve"> </w:t>
-            </w:r>
-            <w:r>
-              <w:t>다양한</w:t>
-            </w:r>
-            <w:r>
-              <w:t xml:space="preserve"> </w:t>
-            </w:r>
-            <w:r>
-              <w:t>물건을</w:t>
-            </w:r>
-            <w:r>
-              <w:t xml:space="preserve"> </w:t>
-            </w:r>
-            <w:r>
-              <w:t>빠르고</w:t>
-            </w:r>
-            <w:r>
-              <w:t xml:space="preserve"> </w:t>
-            </w:r>
-            <w:r>
-              <w:t>정확하게</w:t>
-            </w:r>
-            <w:r>
-              <w:t xml:space="preserve"> </w:t>
-            </w:r>
-            <w:r>
-              <w:t>처리하기</w:t>
-            </w:r>
-            <w:r>
-              <w:t xml:space="preserve"> </w:t>
-            </w:r>
-            <w:r>
-              <w:t>어려운</w:t>
-            </w:r>
-            <w:r>
-              <w:t xml:space="preserve"> </w:t>
-            </w:r>
-            <w:r>
-              <w:t>문제가</w:t>
-            </w:r>
-            <w:r>
-              <w:t xml:space="preserve"> </w:t>
-            </w:r>
-            <w:r>
-              <w:t>발생한다</w:t>
-            </w:r>
-            <w:r>
-              <w:t>.</w:t>
-            </w:r>
-            <w:r>
-              <w:t xml:space="preserve"> </w:t>
-            </w:r>
-            <w:r>
-              <w:t>이러한</w:t>
-            </w:r>
-            <w:r>
-              <w:t xml:space="preserve"> </w:t>
-            </w:r>
-            <w:r>
-              <w:t>기존</w:t>
-            </w:r>
-            <w:r>
-              <w:t xml:space="preserve"> </w:t>
-            </w:r>
-            <w:r>
-              <w:t>방식의</w:t>
-            </w:r>
-            <w:r>
-              <w:t xml:space="preserve"> </w:t>
-            </w:r>
-            <w:r>
-              <w:t>비효율성과</w:t>
-            </w:r>
-            <w:r>
-              <w:t xml:space="preserve"> </w:t>
-            </w:r>
-            <w:r>
-              <w:t>오류</w:t>
-            </w:r>
-            <w:r>
-              <w:t xml:space="preserve"> </w:t>
-            </w:r>
-            <w:r>
-              <w:t>가능성은</w:t>
-            </w:r>
-            <w:r>
-              <w:t xml:space="preserve"> </w:t>
-            </w:r>
-            <w:r>
-              <w:t>고객</w:t>
-            </w:r>
-            <w:r>
-              <w:t xml:space="preserve"> </w:t>
-            </w:r>
-            <w:r>
-              <w:t>경험을</w:t>
-            </w:r>
-            <w:r>
-              <w:t xml:space="preserve"> </w:t>
-            </w:r>
-            <w:r>
-              <w:t>저하시킬</w:t>
-            </w:r>
-            <w:r>
-              <w:t xml:space="preserve"> </w:t>
-            </w:r>
-            <w:r>
-              <w:t>뿐</w:t>
-            </w:r>
-            <w:r>
-              <w:t xml:space="preserve"> </w:t>
-            </w:r>
-            <w:r>
-              <w:t>아니라</w:t>
-            </w:r>
-            <w:r>
-              <w:t xml:space="preserve">, </w:t>
-            </w:r>
-            <w:r>
-              <w:t>운영</w:t>
-            </w:r>
-            <w:r>
-              <w:t xml:space="preserve"> </w:t>
-            </w:r>
-            <w:r>
-              <w:t>인력의</w:t>
-            </w:r>
-            <w:r>
-              <w:t xml:space="preserve"> </w:t>
-            </w:r>
-            <w:r>
-              <w:t>부담을</w:t>
-            </w:r>
-            <w:r>
-              <w:t xml:space="preserve"> </w:t>
-            </w:r>
-            <w:r>
-              <w:t>증가시키며</w:t>
-            </w:r>
-            <w:r>
-              <w:t xml:space="preserve"> </w:t>
-            </w:r>
-            <w:r>
-              <w:t>매장</w:t>
-            </w:r>
-            <w:r>
-              <w:t xml:space="preserve"> </w:t>
-            </w:r>
-            <w:r>
-              <w:t>전체의</w:t>
-            </w:r>
-            <w:r>
-              <w:t xml:space="preserve"> </w:t>
-            </w:r>
-            <w:r>
-              <w:t>회전율에도</w:t>
-            </w:r>
-            <w:r>
-              <w:t xml:space="preserve"> </w:t>
-            </w:r>
-            <w:r>
-              <w:t>부정적인</w:t>
-            </w:r>
-            <w:r>
-              <w:t xml:space="preserve"> </w:t>
-            </w:r>
-            <w:r>
-              <w:t>영향을</w:t>
-            </w:r>
-            <w:r>
-              <w:t xml:space="preserve"> </w:t>
-            </w:r>
-            <w:r>
-              <w:t>준다</w:t>
-            </w:r>
-            <w:r>
-              <w:t>.</w:t>
-            </w:r>
-            <w:r>
-              <w:t xml:space="preserve"> </w:t>
-            </w:r>
-            <w:r>
-              <w:t xml:space="preserve">AI </w:t>
-            </w:r>
-            <w:r>
-              <w:t>기반</w:t>
-            </w:r>
-            <w:r>
-              <w:t xml:space="preserve"> </w:t>
-            </w:r>
-            <w:r>
-              <w:t>객체</w:t>
-            </w:r>
-            <w:r>
-              <w:t xml:space="preserve"> </w:t>
-            </w:r>
-            <w:r>
-              <w:t>인식</w:t>
-            </w:r>
-            <w:r>
-              <w:t xml:space="preserve"> </w:t>
-            </w:r>
-            <w:r>
-              <w:t>기술을</w:t>
-            </w:r>
-            <w:r>
-              <w:t xml:space="preserve"> </w:t>
-            </w:r>
-            <w:r>
-              <w:t>활용하면</w:t>
-            </w:r>
-            <w:r>
-              <w:t xml:space="preserve"> </w:t>
-            </w:r>
-            <w:r>
-              <w:t>카메라로</w:t>
-            </w:r>
-            <w:r>
-              <w:t xml:space="preserve"> </w:t>
-            </w:r>
-            <w:r>
-              <w:t>단</w:t>
-            </w:r>
-            <w:r>
-              <w:t xml:space="preserve"> </w:t>
-            </w:r>
-            <w:r>
-              <w:t>한</w:t>
-            </w:r>
-            <w:r>
-              <w:t xml:space="preserve"> </w:t>
-            </w:r>
-            <w:r>
-              <w:t>번</w:t>
-            </w:r>
-            <w:r>
-              <w:t xml:space="preserve"> </w:t>
-            </w:r>
-            <w:r>
-              <w:t>촬영하는</w:t>
-            </w:r>
-            <w:r>
-              <w:t xml:space="preserve"> </w:t>
-            </w:r>
-            <w:r>
-              <w:t>것만으로도</w:t>
-            </w:r>
-            <w:r>
-              <w:t xml:space="preserve"> </w:t>
-            </w:r>
-            <w:r>
-              <w:t>상품을</w:t>
-            </w:r>
-            <w:r>
-              <w:t xml:space="preserve"> </w:t>
-            </w:r>
-            <w:r>
-              <w:t>자동</w:t>
-            </w:r>
-            <w:r>
-              <w:t xml:space="preserve"> </w:t>
-            </w:r>
-            <w:r>
-              <w:t>식별하고</w:t>
-            </w:r>
-            <w:r>
-              <w:t xml:space="preserve"> </w:t>
-            </w:r>
-            <w:r>
-              <w:t>가격을</w:t>
-            </w:r>
-            <w:r>
-              <w:t xml:space="preserve"> </w:t>
-            </w:r>
-            <w:r>
-              <w:t>산정하는</w:t>
-            </w:r>
-            <w:r>
-              <w:t xml:space="preserve"> </w:t>
-            </w:r>
-            <w:r>
-              <w:t>완전</w:t>
-            </w:r>
-            <w:r>
-              <w:t xml:space="preserve"> </w:t>
-            </w:r>
-            <w:r>
-              <w:t>자동화</w:t>
-            </w:r>
-            <w:r>
-              <w:t xml:space="preserve"> </w:t>
-            </w:r>
-            <w:r>
-              <w:t>결제</w:t>
-            </w:r>
-            <w:r>
-              <w:t xml:space="preserve"> </w:t>
-            </w:r>
-            <w:r>
-              <w:t>흐름을</w:t>
-            </w:r>
-            <w:r>
-              <w:t xml:space="preserve"> </w:t>
-            </w:r>
-            <w:r>
-              <w:t>구축할</w:t>
-            </w:r>
-            <w:r>
-              <w:t xml:space="preserve"> </w:t>
-            </w:r>
-            <w:r>
-              <w:t>수</w:t>
-            </w:r>
-            <w:r>
-              <w:t xml:space="preserve"> </w:t>
-            </w:r>
-            <w:r>
-              <w:t>있다</w:t>
-            </w:r>
-            <w:r>
-              <w:t>.</w:t>
+              <w:t>결제 흐름을 구축할 수 있다.</w:t>
             </w:r>
             <w:r>
               <w:br/>
-            </w:r>
-            <w:r>
-              <w:t>이는</w:t>
-            </w:r>
-            <w:r>
-              <w:t xml:space="preserve"> </w:t>
-            </w:r>
-            <w:r>
-              <w:t>기존</w:t>
-            </w:r>
-            <w:r>
-              <w:t xml:space="preserve"> </w:t>
-            </w:r>
-            <w:r>
-              <w:t>결제</w:t>
-            </w:r>
-            <w:r>
-              <w:t xml:space="preserve"> </w:t>
-            </w:r>
-            <w:r>
-              <w:t>방식의</w:t>
-            </w:r>
-            <w:r>
-              <w:t xml:space="preserve"> </w:t>
-            </w:r>
-            <w:r>
-              <w:t>한계를</w:t>
-            </w:r>
-            <w:r>
-              <w:t xml:space="preserve"> </w:t>
-            </w:r>
-            <w:r>
-              <w:t>뛰어넘는</w:t>
-            </w:r>
-            <w:r>
-              <w:t xml:space="preserve"> </w:t>
-            </w:r>
-            <w:r>
-              <w:t>혁신적인</w:t>
-            </w:r>
-            <w:r>
-              <w:t xml:space="preserve"> </w:t>
-            </w:r>
-            <w:r>
-              <w:t>서비스이며</w:t>
-            </w:r>
-            <w:r>
-              <w:t xml:space="preserve">, </w:t>
-            </w:r>
-            <w:r>
-              <w:t>실제로</w:t>
-            </w:r>
-            <w:r>
-              <w:t xml:space="preserve"> Amazon Go </w:t>
-            </w:r>
-            <w:r>
-              <w:t>등</w:t>
-            </w:r>
-            <w:r>
-              <w:t xml:space="preserve"> </w:t>
-            </w:r>
-            <w:r>
-              <w:t>글로벌</w:t>
-            </w:r>
-            <w:r>
-              <w:t xml:space="preserve"> </w:t>
-            </w:r>
-            <w:r>
-              <w:t>기업에서도</w:t>
-            </w:r>
-            <w:r>
-              <w:t xml:space="preserve"> </w:t>
-            </w:r>
-            <w:r>
-              <w:t>적극적으로</w:t>
-            </w:r>
-            <w:r>
-              <w:t xml:space="preserve"> </w:t>
-            </w:r>
-            <w:r>
-              <w:t>도입되고</w:t>
-            </w:r>
-            <w:r>
-              <w:t xml:space="preserve"> </w:t>
-            </w:r>
-            <w:r>
-              <w:t>있는</w:t>
-            </w:r>
-            <w:r>
-              <w:t xml:space="preserve"> </w:t>
-            </w:r>
-            <w:r>
-              <w:t>기술이다</w:t>
-            </w:r>
-            <w:r>
-              <w:t>.</w:t>
+              <w:t xml:space="preserve">이는 기존 결제 방식의 한계를 뛰어넘는 혁신적인 서비스이며, 실제로 </w:t>
+            </w:r>
+            <w:r>
+              <w:lastRenderedPageBreak/>
+              <w:t>Amazon Go 등 글로벌 기업에서도 적극적으로 도입되고 있는 기술이다.</w:t>
+            </w:r>
+          </w:p>
+          <w:p>
+            <w:r>
+              <w:rPr>
+                <w:rFonts w:hint="eastAsia"/>
+              </w:rPr>
+              <w:t>개발 내용 및 방법</w:t>
+            </w:r>
+            <w:r>
+              <w:t xml:space="preserve">: </w:t>
+            </w:r>
+          </w:p>
+          <w:p>
+            <w:r>
+              <w:t xml:space="preserve">본 팀은 현실성, 기술성, 혁신성을 모두 갖춘 주제로서 스마트 객체 인식 결제 시스템을 선정. </w:t>
+            </w:r>
+          </w:p>
+          <w:p>
+            <w:r>
+              <w:t>이 프로젝트는 AI 모델 개발, 모바일 앱 개발, 백엔드 시스템 구축 등 다양한 기술 요소를 포함</w:t>
             </w:r>
           </w:p>
           <w:p>
@@ -1659,283 +786,12 @@
               </w:rPr>
             </w:pPr>
             <w:r>
-              <w:lastRenderedPageBreak/>
-              <w:t>따라서</w:t>
-            </w:r>
-            <w:r>
-              <w:t xml:space="preserve"> </w:t>
-            </w:r>
-            <w:r>
-              <w:t>본</w:t>
-            </w:r>
-            <w:r>
-              <w:t xml:space="preserve"> </w:t>
-            </w:r>
-            <w:r>
-              <w:t>팀은</w:t>
-            </w:r>
-            <w:r>
-              <w:t xml:space="preserve"> </w:t>
-            </w:r>
-            <w:r>
-              <w:t>현실성</w:t>
-            </w:r>
-            <w:r>
-              <w:t xml:space="preserve">, </w:t>
-            </w:r>
-            <w:r>
-              <w:t>기술성</w:t>
-            </w:r>
-            <w:r>
-              <w:t xml:space="preserve">, </w:t>
-            </w:r>
-            <w:r>
-              <w:t>혁신성을</w:t>
-            </w:r>
-            <w:r>
-              <w:t xml:space="preserve"> </w:t>
-            </w:r>
-            <w:r>
-              <w:t>모두</w:t>
-            </w:r>
-            <w:r>
-              <w:t xml:space="preserve"> </w:t>
-            </w:r>
-            <w:r>
-              <w:t>갖춘</w:t>
-            </w:r>
-            <w:r>
-              <w:t xml:space="preserve"> </w:t>
-            </w:r>
-            <w:r>
-              <w:t>주제로서</w:t>
-            </w:r>
-            <w:r>
-              <w:t xml:space="preserve"> </w:t>
-            </w:r>
-            <w:r>
-              <w:t>스마트</w:t>
-            </w:r>
-            <w:r>
-              <w:t xml:space="preserve"> </w:t>
-            </w:r>
-            <w:r>
-              <w:t>객체</w:t>
-            </w:r>
-            <w:r>
-              <w:t xml:space="preserve"> </w:t>
-            </w:r>
-            <w:r>
-              <w:t>인식</w:t>
-            </w:r>
-            <w:r>
-              <w:t xml:space="preserve"> </w:t>
-            </w:r>
-            <w:r>
-              <w:t>결제</w:t>
-            </w:r>
-            <w:r>
-              <w:t xml:space="preserve"> </w:t>
-            </w:r>
-            <w:r>
-              <w:t>시스템을</w:t>
-            </w:r>
-            <w:r>
-              <w:t xml:space="preserve"> </w:t>
-            </w:r>
-            <w:r>
-              <w:t>선정하였다</w:t>
-            </w:r>
-            <w:r>
-              <w:t>.</w:t>
-            </w:r>
-            <w:r>
-              <w:t xml:space="preserve"> </w:t>
-            </w:r>
-            <w:r>
-              <w:t>이</w:t>
-            </w:r>
-            <w:r>
-              <w:t xml:space="preserve"> </w:t>
-            </w:r>
-            <w:r>
-              <w:t>프로젝트는</w:t>
-            </w:r>
-            <w:r>
-              <w:t xml:space="preserve"> AI </w:t>
-            </w:r>
-            <w:r>
-              <w:t>모델</w:t>
-            </w:r>
-            <w:r>
-              <w:t xml:space="preserve"> </w:t>
-            </w:r>
-            <w:r>
-              <w:t>개발</w:t>
-            </w:r>
-            <w:r>
-              <w:t xml:space="preserve">, </w:t>
-            </w:r>
-            <w:r>
-              <w:t>모바일</w:t>
-            </w:r>
-            <w:r>
-              <w:t xml:space="preserve"> </w:t>
-            </w:r>
-            <w:r>
-              <w:t>앱</w:t>
-            </w:r>
-            <w:r>
-              <w:t xml:space="preserve"> </w:t>
-            </w:r>
-            <w:r>
-              <w:t>개발</w:t>
-            </w:r>
-            <w:r>
-              <w:t xml:space="preserve">, </w:t>
-            </w:r>
-            <w:r>
-              <w:t>백엔드</w:t>
-            </w:r>
-            <w:r>
-              <w:t xml:space="preserve"> </w:t>
-            </w:r>
-            <w:r>
-              <w:t>시스템</w:t>
-            </w:r>
-            <w:r>
-              <w:t xml:space="preserve"> </w:t>
-            </w:r>
-            <w:r>
-              <w:t>구축</w:t>
-            </w:r>
-            <w:r>
-              <w:t xml:space="preserve"> </w:t>
-            </w:r>
-            <w:r>
-              <w:t>등</w:t>
-            </w:r>
-            <w:r>
-              <w:t xml:space="preserve"> </w:t>
-            </w:r>
-            <w:r>
-              <w:t>다양한</w:t>
-            </w:r>
-            <w:r>
-              <w:t xml:space="preserve"> </w:t>
-            </w:r>
-            <w:r>
-              <w:t>기술</w:t>
-            </w:r>
-            <w:r>
-              <w:t xml:space="preserve"> </w:t>
-            </w:r>
-            <w:r>
-              <w:t>요소를</w:t>
-            </w:r>
-            <w:r>
-              <w:t xml:space="preserve"> </w:t>
-            </w:r>
-            <w:r>
-              <w:t>포함하고</w:t>
-            </w:r>
-            <w:r>
-              <w:t xml:space="preserve"> </w:t>
-            </w:r>
-            <w:r>
-              <w:t>있어</w:t>
-            </w:r>
-            <w:r>
-              <w:t xml:space="preserve"> </w:t>
-            </w:r>
-            <w:r>
-              <w:t>팀</w:t>
-            </w:r>
-            <w:r>
-              <w:t xml:space="preserve"> </w:t>
-            </w:r>
-            <w:r>
-              <w:t>전체가</w:t>
-            </w:r>
-            <w:r>
-              <w:t xml:space="preserve"> </w:t>
-            </w:r>
-            <w:r>
-              <w:t>협업하며</w:t>
-            </w:r>
-            <w:r>
-              <w:t xml:space="preserve"> </w:t>
-            </w:r>
-            <w:r>
-              <w:t>실제</w:t>
-            </w:r>
-            <w:r>
-              <w:t xml:space="preserve"> </w:t>
-            </w:r>
-            <w:r>
-              <w:t>산업에</w:t>
-            </w:r>
-            <w:r>
-              <w:t xml:space="preserve"> </w:t>
-            </w:r>
-            <w:r>
-              <w:t>적용</w:t>
-            </w:r>
-            <w:r>
-              <w:t xml:space="preserve"> </w:t>
-            </w:r>
-            <w:r>
-              <w:t>가능한</w:t>
-            </w:r>
-            <w:r>
-              <w:t xml:space="preserve"> </w:t>
-            </w:r>
-            <w:r>
-              <w:t>수준의</w:t>
-            </w:r>
-            <w:r>
-              <w:t xml:space="preserve"> </w:t>
-            </w:r>
-            <w:r>
-              <w:t>서비스를</w:t>
-            </w:r>
-            <w:r>
-              <w:t xml:space="preserve"> </w:t>
-            </w:r>
-            <w:r>
-              <w:t>구현하기</w:t>
-            </w:r>
-            <w:r>
-              <w:t xml:space="preserve"> </w:t>
-            </w:r>
-            <w:r>
-              <w:t>적합한</w:t>
-            </w:r>
-            <w:r>
-              <w:t xml:space="preserve"> </w:t>
-            </w:r>
-            <w:r>
-              <w:t>주제라고</w:t>
-            </w:r>
-            <w:r>
-              <w:t xml:space="preserve"> </w:t>
-            </w:r>
-            <w:r>
-              <w:t>판단하였다</w:t>
-            </w:r>
-            <w:r>
-              <w:t>.</w:t>
+              <w:t>팀 전체가 협업하며 실제 산업에 적용 가능한 수준의 서비스를 구현하기 적합한 주제라고 판단하였다.</w:t>
             </w:r>
           </w:p>
         </w:tc>
       </w:tr>
       <w:tr>
-        <w:tblPrEx>
-          <w:tblCellMar>
-            <w:top w:w="0" w:type="dxa"/>
-            <w:bottom w:w="0" w:type="dxa"/>
-          </w:tblCellMar>
-        </w:tblPrEx>
         <w:trPr>
           <w:trHeight w:val="1550"/>
           <w:jc w:val="center"/>
@@ -1966,107 +822,39 @@
                 <w:b/>
               </w:rPr>
               <w:lastRenderedPageBreak/>
-              <w:t>프로젝트</w:t>
+              <w:t>프로젝트 수행 방향</w:t>
+            </w:r>
+          </w:p>
+          <w:p>
+            <w:pPr>
+              <w:jc w:val="center"/>
+              <w:rPr>
+                <w:rFonts w:asciiTheme="majorEastAsia" w:eastAsiaTheme="majorEastAsia" w:hAnsiTheme="majorEastAsia"/>
+                <w:b/>
+                <w:color w:val="000000"/>
+                <w:sz w:val="24"/>
+                <w:szCs w:val="24"/>
+              </w:rPr>
+            </w:pPr>
+            <w:r>
+              <w:rPr>
+                <w:rFonts w:eastAsiaTheme="majorEastAsia"/>
+                <w:b/>
+                <w:color w:val="000000"/>
+                <w:sz w:val="24"/>
+                <w:szCs w:val="24"/>
+              </w:rPr>
+              <w:t>(</w:t>
             </w:r>
             <w:r>
               <w:rPr>
                 <w:rFonts w:asciiTheme="majorEastAsia" w:hAnsiTheme="majorEastAsia"/>
                 <w:b/>
-              </w:rPr>
-              <w:t xml:space="preserve"> </w:t>
-            </w:r>
-            <w:r>
-              <w:rPr>
-                <w:rFonts w:asciiTheme="majorEastAsia" w:hAnsiTheme="majorEastAsia"/>
-                <w:b/>
-              </w:rPr>
-              <w:t>수행</w:t>
-            </w:r>
-            <w:r>
-              <w:rPr>
-                <w:rFonts w:asciiTheme="majorEastAsia" w:hAnsiTheme="majorEastAsia"/>
-                <w:b/>
-              </w:rPr>
-              <w:t xml:space="preserve"> </w:t>
-            </w:r>
-            <w:r>
-              <w:rPr>
-                <w:rFonts w:asciiTheme="majorEastAsia" w:hAnsiTheme="majorEastAsia"/>
-                <w:b/>
-              </w:rPr>
-              <w:t>방향</w:t>
-            </w:r>
-          </w:p>
-          <w:p>
-            <w:pPr>
-              <w:jc w:val="center"/>
-              <w:rPr>
-                <w:rFonts w:asciiTheme="majorEastAsia" w:eastAsiaTheme="majorEastAsia" w:hAnsiTheme="majorEastAsia"/>
-                <w:b/>
                 <w:color w:val="000000"/>
                 <w:sz w:val="24"/>
                 <w:szCs w:val="24"/>
               </w:rPr>
-            </w:pPr>
-            <w:r>
-              <w:rPr>
-                <w:rFonts w:eastAsiaTheme="majorEastAsia"/>
-                <w:b/>
-                <w:color w:val="000000"/>
-                <w:sz w:val="24"/>
-                <w:szCs w:val="24"/>
-              </w:rPr>
-              <w:t>(</w:t>
-            </w:r>
-            <w:r>
-              <w:rPr>
-                <w:rFonts w:asciiTheme="majorEastAsia" w:hAnsiTheme="majorEastAsia"/>
-                <w:b/>
-                <w:color w:val="000000"/>
-                <w:sz w:val="24"/>
-                <w:szCs w:val="24"/>
-              </w:rPr>
-              <w:t>개발일정</w:t>
-            </w:r>
-            <w:r>
-              <w:rPr>
-                <w:rFonts w:asciiTheme="majorEastAsia" w:hAnsiTheme="majorEastAsia"/>
-                <w:b/>
-                <w:color w:val="000000"/>
-                <w:sz w:val="24"/>
-                <w:szCs w:val="24"/>
-              </w:rPr>
-              <w:t xml:space="preserve"> </w:t>
-            </w:r>
-            <w:r>
-              <w:rPr>
-                <w:rFonts w:asciiTheme="majorEastAsia" w:hAnsiTheme="majorEastAsia"/>
-                <w:b/>
-                <w:color w:val="000000"/>
-                <w:sz w:val="24"/>
-                <w:szCs w:val="24"/>
-              </w:rPr>
-              <w:t>및</w:t>
-            </w:r>
-            <w:r>
-              <w:rPr>
-                <w:rFonts w:asciiTheme="majorEastAsia" w:hAnsiTheme="majorEastAsia"/>
-                <w:b/>
-                <w:color w:val="000000"/>
-                <w:sz w:val="24"/>
-                <w:szCs w:val="24"/>
-              </w:rPr>
-              <w:t xml:space="preserve"> </w:t>
-            </w:r>
-            <w:r>
-              <w:rPr>
-                <w:rFonts w:asciiTheme="majorEastAsia" w:hAnsiTheme="majorEastAsia"/>
-                <w:b/>
-                <w:color w:val="000000"/>
-                <w:sz w:val="24"/>
-                <w:szCs w:val="24"/>
-              </w:rPr>
-              <w:t>역할분담</w:t>
+              <w:t>개발일정 및 역할분담</w:t>
             </w:r>
             <w:r>
               <w:rPr>
@@ -2102,115 +890,169 @@
             </w:pPr>
             <w:r>
               <w:rPr>
-                <w:rFonts w:asciiTheme="majorEastAsia" w:eastAsiaTheme="majorEastAsia" w:hAnsiTheme="majorEastAsia"/>
-                <w:color w:val="000000"/>
-              </w:rPr>
-              <w:t>AI</w:t>
-            </w:r>
-            <w:r>
-              <w:rPr>
-                <w:rFonts w:asciiTheme="majorEastAsia" w:eastAsiaTheme="majorEastAsia" w:hAnsiTheme="majorEastAsia"/>
-                <w:color w:val="000000"/>
-              </w:rPr>
-              <w:t>개발자</w:t>
-            </w:r>
-            <w:r>
-              <w:rPr>
-                <w:rFonts w:asciiTheme="majorEastAsia" w:eastAsiaTheme="majorEastAsia" w:hAnsiTheme="majorEastAsia"/>
-                <w:color w:val="000000"/>
-              </w:rPr>
-              <w:t>(</w:t>
-            </w:r>
-            <w:r>
-              <w:rPr>
-                <w:rFonts w:asciiTheme="majorEastAsia" w:eastAsiaTheme="majorEastAsia" w:hAnsiTheme="majorEastAsia"/>
-                <w:color w:val="000000"/>
-              </w:rPr>
-              <w:t>김준서</w:t>
-            </w:r>
-            <w:r>
-              <w:rPr>
-                <w:rFonts w:asciiTheme="majorEastAsia" w:eastAsiaTheme="majorEastAsia" w:hAnsiTheme="majorEastAsia"/>
-                <w:color w:val="000000"/>
-              </w:rPr>
-              <w:t>), DB(</w:t>
-            </w:r>
-            <w:r>
-              <w:rPr>
-                <w:rFonts w:asciiTheme="majorEastAsia" w:eastAsiaTheme="majorEastAsia" w:hAnsiTheme="majorEastAsia"/>
-                <w:color w:val="000000"/>
-              </w:rPr>
-              <w:t>진선영</w:t>
-            </w:r>
-            <w:r>
-              <w:rPr>
-                <w:rFonts w:asciiTheme="majorEastAsia" w:eastAsiaTheme="majorEastAsia" w:hAnsiTheme="majorEastAsia"/>
-                <w:color w:val="000000"/>
-              </w:rPr>
-              <w:t xml:space="preserve">), </w:t>
-            </w:r>
-            <w:r>
-              <w:rPr>
-                <w:rFonts w:asciiTheme="majorEastAsia" w:eastAsiaTheme="majorEastAsia" w:hAnsiTheme="majorEastAsia"/>
-                <w:color w:val="000000"/>
-              </w:rPr>
-              <w:t>백</w:t>
-            </w:r>
-            <w:r>
-              <w:rPr>
-                <w:rFonts w:asciiTheme="majorEastAsia" w:eastAsiaTheme="majorEastAsia" w:hAnsiTheme="majorEastAsia"/>
-                <w:color w:val="000000"/>
-              </w:rPr>
-              <w:t>엔드</w:t>
-            </w:r>
-            <w:r>
-              <w:rPr>
-                <w:rFonts w:asciiTheme="majorEastAsia" w:eastAsiaTheme="majorEastAsia" w:hAnsiTheme="majorEastAsia"/>
-                <w:color w:val="000000"/>
-              </w:rPr>
-              <w:t>(</w:t>
-            </w:r>
-            <w:r>
-              <w:rPr>
-                <w:rFonts w:asciiTheme="majorEastAsia" w:eastAsiaTheme="majorEastAsia" w:hAnsiTheme="majorEastAsia"/>
-                <w:color w:val="000000"/>
-              </w:rPr>
-              <w:t>현단비</w:t>
-            </w:r>
-            <w:r>
-              <w:rPr>
-                <w:rFonts w:asciiTheme="majorEastAsia" w:eastAsiaTheme="majorEastAsia" w:hAnsiTheme="majorEastAsia"/>
-                <w:color w:val="000000"/>
-              </w:rPr>
-              <w:t xml:space="preserve">), </w:t>
-            </w:r>
-            <w:r>
-              <w:rPr>
-                <w:rFonts w:asciiTheme="majorEastAsia" w:eastAsiaTheme="majorEastAsia" w:hAnsiTheme="majorEastAsia"/>
+                <w:rFonts w:asciiTheme="majorEastAsia" w:eastAsiaTheme="majorEastAsia" w:hAnsiTheme="majorEastAsia" w:hint="eastAsia"/>
+                <w:color w:val="000000"/>
+              </w:rPr>
+              <w:t>개발 일정</w:t>
+            </w:r>
+          </w:p>
+          <w:p>
+            <w:pPr>
+              <w:jc w:val="left"/>
+              <w:rPr>
+                <w:rFonts w:asciiTheme="majorEastAsia" w:eastAsiaTheme="majorEastAsia" w:hAnsiTheme="majorEastAsia"/>
+                <w:color w:val="000000"/>
+              </w:rPr>
+            </w:pPr>
+            <w:r>
+              <w:rPr>
+                <w:rFonts w:asciiTheme="majorEastAsia" w:eastAsiaTheme="majorEastAsia" w:hAnsiTheme="majorEastAsia" w:hint="eastAsia"/>
+                <w:color w:val="000000"/>
+              </w:rPr>
+              <w:t>1</w:t>
+            </w:r>
+            <w:proofErr w:type="gramStart"/>
+            <w:r>
+              <w:rPr>
+                <w:rFonts w:asciiTheme="majorEastAsia" w:eastAsiaTheme="majorEastAsia" w:hAnsiTheme="majorEastAsia" w:hint="eastAsia"/>
+                <w:color w:val="000000"/>
+              </w:rPr>
+              <w:t xml:space="preserve">주 </w:t>
+            </w:r>
+            <w:r>
+              <w:rPr>
+                <w:rFonts w:asciiTheme="majorEastAsia" w:eastAsiaTheme="majorEastAsia" w:hAnsiTheme="majorEastAsia"/>
+                <w:color w:val="000000"/>
+              </w:rPr>
+              <w:t>:</w:t>
+            </w:r>
+            <w:proofErr w:type="gramEnd"/>
+            <w:r>
+              <w:rPr>
+                <w:rFonts w:asciiTheme="majorEastAsia" w:eastAsiaTheme="majorEastAsia" w:hAnsiTheme="majorEastAsia"/>
+                <w:color w:val="000000"/>
+              </w:rPr>
+              <w:t xml:space="preserve"> </w:t>
+            </w:r>
+            <w:r>
+              <w:rPr>
+                <w:rFonts w:asciiTheme="majorEastAsia" w:eastAsiaTheme="majorEastAsia" w:hAnsiTheme="majorEastAsia" w:hint="eastAsia"/>
+                <w:color w:val="000000"/>
+              </w:rPr>
+              <w:t>기획,</w:t>
+            </w:r>
+            <w:r>
+              <w:rPr>
+                <w:rFonts w:asciiTheme="majorEastAsia" w:eastAsiaTheme="majorEastAsia" w:hAnsiTheme="majorEastAsia"/>
+                <w:color w:val="000000"/>
+              </w:rPr>
+              <w:t xml:space="preserve"> </w:t>
+            </w:r>
+            <w:r>
+              <w:rPr>
+                <w:rFonts w:asciiTheme="majorEastAsia" w:eastAsiaTheme="majorEastAsia" w:hAnsiTheme="majorEastAsia" w:hint="eastAsia"/>
+                <w:color w:val="000000"/>
+              </w:rPr>
+              <w:t>프로토타입 구현</w:t>
+            </w:r>
+          </w:p>
+          <w:p>
+            <w:pPr>
+              <w:jc w:val="left"/>
+              <w:rPr>
+                <w:rFonts w:asciiTheme="majorEastAsia" w:eastAsiaTheme="majorEastAsia" w:hAnsiTheme="majorEastAsia" w:hint="eastAsia"/>
+                <w:color w:val="000000"/>
+              </w:rPr>
+            </w:pPr>
+            <w:r>
+              <w:rPr>
+                <w:rFonts w:asciiTheme="majorEastAsia" w:eastAsiaTheme="majorEastAsia" w:hAnsiTheme="majorEastAsia" w:hint="eastAsia"/>
+                <w:color w:val="000000"/>
+              </w:rPr>
+              <w:t>2</w:t>
+            </w:r>
+            <w:proofErr w:type="gramStart"/>
+            <w:r>
+              <w:rPr>
+                <w:rFonts w:asciiTheme="majorEastAsia" w:eastAsiaTheme="majorEastAsia" w:hAnsiTheme="majorEastAsia" w:hint="eastAsia"/>
+                <w:color w:val="000000"/>
+              </w:rPr>
+              <w:t xml:space="preserve">주 </w:t>
+            </w:r>
+            <w:r>
+              <w:rPr>
+                <w:rFonts w:asciiTheme="majorEastAsia" w:eastAsiaTheme="majorEastAsia" w:hAnsiTheme="majorEastAsia"/>
+                <w:color w:val="000000"/>
+              </w:rPr>
+              <w:t>:</w:t>
+            </w:r>
+            <w:proofErr w:type="gramEnd"/>
+            <w:r>
+              <w:rPr>
+                <w:rFonts w:asciiTheme="majorEastAsia" w:eastAsiaTheme="majorEastAsia" w:hAnsiTheme="majorEastAsia"/>
+                <w:color w:val="000000"/>
+              </w:rPr>
+              <w:t xml:space="preserve"> </w:t>
+            </w:r>
+            <w:proofErr w:type="spellStart"/>
+            <w:r>
+              <w:rPr>
+                <w:rFonts w:asciiTheme="majorEastAsia" w:eastAsiaTheme="majorEastAsia" w:hAnsiTheme="majorEastAsia" w:hint="eastAsia"/>
+                <w:color w:val="000000"/>
+              </w:rPr>
+              <w:t>백엔드</w:t>
+            </w:r>
+            <w:proofErr w:type="spellEnd"/>
+            <w:r>
+              <w:rPr>
+                <w:rFonts w:asciiTheme="majorEastAsia" w:eastAsiaTheme="majorEastAsia" w:hAnsiTheme="majorEastAsia" w:hint="eastAsia"/>
+                <w:color w:val="000000"/>
+              </w:rPr>
+              <w:t>,</w:t>
+            </w:r>
+            <w:r>
+              <w:rPr>
+                <w:rFonts w:asciiTheme="majorEastAsia" w:eastAsiaTheme="majorEastAsia" w:hAnsiTheme="majorEastAsia"/>
+                <w:color w:val="000000"/>
+              </w:rPr>
+              <w:t xml:space="preserve"> </w:t>
+            </w:r>
+            <w:proofErr w:type="spellStart"/>
+            <w:r>
+              <w:rPr>
+                <w:rFonts w:asciiTheme="majorEastAsia" w:eastAsiaTheme="majorEastAsia" w:hAnsiTheme="majorEastAsia" w:hint="eastAsia"/>
                 <w:color w:val="000000"/>
               </w:rPr>
               <w:t>프론트엔드</w:t>
             </w:r>
-            <w:r>
-              <w:rPr>
-                <w:rFonts w:asciiTheme="majorEastAsia" w:eastAsiaTheme="majorEastAsia" w:hAnsiTheme="majorEastAsia"/>
-                <w:color w:val="000000"/>
-              </w:rPr>
-              <w:t>(</w:t>
-            </w:r>
-            <w:r>
-              <w:rPr>
-                <w:rFonts w:asciiTheme="majorEastAsia" w:eastAsiaTheme="majorEastAsia" w:hAnsiTheme="majorEastAsia"/>
-                <w:color w:val="000000"/>
-              </w:rPr>
-              <w:t>임정현</w:t>
-            </w:r>
-            <w:r>
-              <w:rPr>
-                <w:rFonts w:asciiTheme="majorEastAsia" w:eastAsiaTheme="majorEastAsia" w:hAnsiTheme="majorEastAsia"/>
-                <w:color w:val="000000"/>
-              </w:rPr>
-              <w:t>)</w:t>
+            <w:proofErr w:type="spellEnd"/>
+            <w:r>
+              <w:rPr>
+                <w:rFonts w:asciiTheme="majorEastAsia" w:eastAsiaTheme="majorEastAsia" w:hAnsiTheme="majorEastAsia" w:hint="eastAsia"/>
+                <w:color w:val="000000"/>
+              </w:rPr>
+              <w:t>,</w:t>
+            </w:r>
+            <w:r>
+              <w:rPr>
+                <w:rFonts w:asciiTheme="majorEastAsia" w:eastAsiaTheme="majorEastAsia" w:hAnsiTheme="majorEastAsia"/>
+                <w:color w:val="000000"/>
+              </w:rPr>
+              <w:t xml:space="preserve"> AI </w:t>
+            </w:r>
+            <w:r>
+              <w:rPr>
+                <w:rFonts w:asciiTheme="majorEastAsia" w:eastAsiaTheme="majorEastAsia" w:hAnsiTheme="majorEastAsia" w:hint="eastAsia"/>
+                <w:color w:val="000000"/>
+              </w:rPr>
+              <w:t>네트워크</w:t>
+            </w:r>
+            <w:r>
+              <w:rPr>
+                <w:rFonts w:asciiTheme="majorEastAsia" w:eastAsiaTheme="majorEastAsia" w:hAnsiTheme="majorEastAsia" w:hint="eastAsia"/>
+                <w:color w:val="000000"/>
+              </w:rPr>
+              <w:t xml:space="preserve"> 연결</w:t>
             </w:r>
           </w:p>
           <w:p>
@@ -2223,35 +1065,171 @@
             </w:pPr>
             <w:r>
               <w:rPr>
-                <w:rFonts w:asciiTheme="majorEastAsia" w:eastAsiaTheme="majorEastAsia" w:hAnsiTheme="majorEastAsia"/>
-                <w:color w:val="000000"/>
-              </w:rPr>
-              <w:t>개발일정은</w:t>
-            </w:r>
-            <w:r>
-              <w:rPr>
-                <w:rFonts w:asciiTheme="majorEastAsia" w:eastAsiaTheme="majorEastAsia" w:hAnsiTheme="majorEastAsia"/>
-                <w:color w:val="000000"/>
-              </w:rPr>
-              <w:t xml:space="preserve"> WBS </w:t>
-            </w:r>
-            <w:r>
-              <w:rPr>
-                <w:rFonts w:asciiTheme="majorEastAsia" w:eastAsiaTheme="majorEastAsia" w:hAnsiTheme="majorEastAsia"/>
-                <w:color w:val="000000"/>
-              </w:rPr>
-              <w:t>사용</w:t>
+                <w:rFonts w:asciiTheme="majorEastAsia" w:eastAsiaTheme="majorEastAsia" w:hAnsiTheme="majorEastAsia" w:hint="eastAsia"/>
+                <w:color w:val="000000"/>
+              </w:rPr>
+              <w:t>3주</w:t>
+            </w:r>
+            <w:r>
+              <w:rPr>
+                <w:rFonts w:asciiTheme="majorEastAsia" w:eastAsiaTheme="majorEastAsia" w:hAnsiTheme="majorEastAsia" w:hint="eastAsia"/>
+                <w:color w:val="000000"/>
+              </w:rPr>
+              <w:t>:</w:t>
+            </w:r>
+            <w:r>
+              <w:rPr>
+                <w:rFonts w:asciiTheme="majorEastAsia" w:eastAsiaTheme="majorEastAsia" w:hAnsiTheme="majorEastAsia"/>
+                <w:color w:val="000000"/>
+              </w:rPr>
+              <w:t xml:space="preserve"> </w:t>
+            </w:r>
+            <w:r>
+              <w:rPr>
+                <w:rFonts w:asciiTheme="majorEastAsia" w:eastAsiaTheme="majorEastAsia" w:hAnsiTheme="majorEastAsia" w:hint="eastAsia"/>
+                <w:color w:val="000000"/>
+              </w:rPr>
+              <w:t>프로젝트 디버깅</w:t>
+            </w:r>
+          </w:p>
+          <w:p>
+            <w:pPr>
+              <w:jc w:val="left"/>
+              <w:rPr>
+                <w:rFonts w:asciiTheme="majorEastAsia" w:eastAsiaTheme="majorEastAsia" w:hAnsiTheme="majorEastAsia"/>
+                <w:color w:val="000000"/>
+              </w:rPr>
+            </w:pPr>
+            <w:r>
+              <w:rPr>
+                <w:rFonts w:asciiTheme="majorEastAsia" w:eastAsiaTheme="majorEastAsia" w:hAnsiTheme="majorEastAsia" w:hint="eastAsia"/>
+                <w:color w:val="000000"/>
+              </w:rPr>
+              <w:t>4주:</w:t>
+            </w:r>
+            <w:r>
+              <w:rPr>
+                <w:rFonts w:asciiTheme="majorEastAsia" w:eastAsiaTheme="majorEastAsia" w:hAnsiTheme="majorEastAsia"/>
+                <w:color w:val="000000"/>
+              </w:rPr>
+              <w:t xml:space="preserve"> </w:t>
+            </w:r>
+            <w:r>
+              <w:rPr>
+                <w:rFonts w:asciiTheme="majorEastAsia" w:eastAsiaTheme="majorEastAsia" w:hAnsiTheme="majorEastAsia" w:hint="eastAsia"/>
+                <w:color w:val="000000"/>
+              </w:rPr>
+              <w:t>서류 자료 준비</w:t>
+            </w:r>
+          </w:p>
+          <w:p>
+            <w:pPr>
+              <w:jc w:val="left"/>
+              <w:rPr>
+                <w:rFonts w:asciiTheme="majorEastAsia" w:eastAsiaTheme="majorEastAsia" w:hAnsiTheme="majorEastAsia" w:hint="eastAsia"/>
+                <w:color w:val="000000"/>
+              </w:rPr>
+            </w:pPr>
+            <w:r>
+              <w:rPr>
+                <w:rFonts w:asciiTheme="majorEastAsia" w:eastAsiaTheme="majorEastAsia" w:hAnsiTheme="majorEastAsia"/>
+                <w:color w:val="000000"/>
+              </w:rPr>
+              <w:t xml:space="preserve">5 </w:t>
+            </w:r>
+            <w:r>
+              <w:rPr>
+                <w:rFonts w:asciiTheme="majorEastAsia" w:eastAsiaTheme="majorEastAsia" w:hAnsiTheme="majorEastAsia" w:hint="eastAsia"/>
+                <w:color w:val="000000"/>
+              </w:rPr>
+              <w:t>주:</w:t>
+            </w:r>
+            <w:r>
+              <w:rPr>
+                <w:rFonts w:asciiTheme="majorEastAsia" w:eastAsiaTheme="majorEastAsia" w:hAnsiTheme="majorEastAsia"/>
+                <w:color w:val="000000"/>
+              </w:rPr>
+              <w:t xml:space="preserve"> </w:t>
+            </w:r>
+            <w:r>
+              <w:rPr>
+                <w:rFonts w:asciiTheme="majorEastAsia" w:eastAsiaTheme="majorEastAsia" w:hAnsiTheme="majorEastAsia" w:hint="eastAsia"/>
+                <w:color w:val="000000"/>
+              </w:rPr>
+              <w:t>발표</w:t>
+            </w:r>
+          </w:p>
+          <w:p>
+            <w:pPr>
+              <w:pStyle w:val="aa"/>
+              <w:numPr>
+                <w:ilvl w:val="0"/>
+                <w:numId w:val="12"/>
+              </w:numPr>
+              <w:ind w:leftChars="0"/>
+              <w:jc w:val="left"/>
+              <w:rPr>
+                <w:rFonts w:asciiTheme="majorEastAsia" w:eastAsiaTheme="majorEastAsia" w:hAnsiTheme="majorEastAsia" w:hint="eastAsia"/>
+                <w:color w:val="000000"/>
+              </w:rPr>
+            </w:pPr>
+            <w:r>
+              <w:rPr>
+                <w:rFonts w:asciiTheme="majorEastAsia" w:eastAsiaTheme="majorEastAsia" w:hAnsiTheme="majorEastAsia" w:hint="eastAsia"/>
+                <w:color w:val="000000"/>
+              </w:rPr>
+              <w:t xml:space="preserve">세부일정은 </w:t>
+            </w:r>
+            <w:r>
+              <w:rPr>
+                <w:rFonts w:asciiTheme="majorEastAsia" w:eastAsiaTheme="majorEastAsia" w:hAnsiTheme="majorEastAsia"/>
+                <w:color w:val="000000"/>
+              </w:rPr>
+              <w:t xml:space="preserve">WBS </w:t>
+            </w:r>
+            <w:r>
+              <w:rPr>
+                <w:rFonts w:asciiTheme="majorEastAsia" w:eastAsiaTheme="majorEastAsia" w:hAnsiTheme="majorEastAsia" w:hint="eastAsia"/>
+                <w:color w:val="000000"/>
+              </w:rPr>
+              <w:t>참조</w:t>
+            </w:r>
+          </w:p>
+          <w:p>
+            <w:pPr>
+              <w:jc w:val="left"/>
+              <w:rPr>
+                <w:rFonts w:asciiTheme="majorEastAsia" w:eastAsiaTheme="majorEastAsia" w:hAnsiTheme="majorEastAsia" w:hint="eastAsia"/>
+                <w:color w:val="000000"/>
+              </w:rPr>
+            </w:pPr>
+            <w:r>
+              <w:rPr>
+                <w:rFonts w:asciiTheme="majorEastAsia" w:eastAsiaTheme="majorEastAsia" w:hAnsiTheme="majorEastAsia" w:hint="eastAsia"/>
+                <w:color w:val="000000"/>
+              </w:rPr>
+              <w:t>역할 분담</w:t>
+            </w:r>
+          </w:p>
+          <w:p>
+            <w:pPr>
+              <w:jc w:val="left"/>
+              <w:rPr>
+                <w:rFonts w:asciiTheme="majorEastAsia" w:eastAsiaTheme="majorEastAsia" w:hAnsiTheme="majorEastAsia" w:hint="eastAsia"/>
+                <w:color w:val="000000"/>
+              </w:rPr>
+            </w:pPr>
+            <w:r>
+              <w:rPr>
+                <w:rFonts w:asciiTheme="majorEastAsia" w:eastAsiaTheme="majorEastAsia" w:hAnsiTheme="majorEastAsia"/>
+                <w:color w:val="000000"/>
+              </w:rPr>
+              <w:t>AI개발(김준서), DB(진선영), 백엔드(현단비), 프론트엔드(임정현)</w:t>
             </w:r>
           </w:p>
         </w:tc>
       </w:tr>
       <w:tr>
-        <w:tblPrEx>
-          <w:tblCellMar>
-            <w:top w:w="0" w:type="dxa"/>
-            <w:bottom w:w="0" w:type="dxa"/>
-          </w:tblCellMar>
-        </w:tblPrEx>
         <w:trPr>
           <w:trHeight w:val="988"/>
           <w:jc w:val="center"/>
@@ -2281,88 +1259,40 @@
                 <w:rFonts w:asciiTheme="majorEastAsia" w:hAnsiTheme="majorEastAsia"/>
                 <w:b/>
               </w:rPr>
-              <w:t>프로젝트</w:t>
+              <w:t>프로젝트 수행 도구</w:t>
+            </w:r>
+          </w:p>
+          <w:p>
+            <w:pPr>
+              <w:ind w:left="720"/>
+              <w:jc w:val="center"/>
+              <w:rPr>
+                <w:rFonts w:asciiTheme="majorEastAsia" w:eastAsiaTheme="majorEastAsia" w:hAnsiTheme="majorEastAsia"/>
+                <w:b/>
+                <w:color w:val="000000"/>
+                <w:sz w:val="24"/>
+                <w:szCs w:val="24"/>
+              </w:rPr>
+            </w:pPr>
+            <w:r>
+              <w:rPr>
+                <w:rFonts w:eastAsiaTheme="majorEastAsia"/>
+                <w:b/>
+                <w:color w:val="000000"/>
+                <w:sz w:val="24"/>
+                <w:szCs w:val="24"/>
+              </w:rPr>
+              <w:t>(</w:t>
             </w:r>
             <w:r>
               <w:rPr>
                 <w:rFonts w:asciiTheme="majorEastAsia" w:hAnsiTheme="majorEastAsia"/>
                 <w:b/>
-              </w:rPr>
-              <w:t xml:space="preserve"> </w:t>
-            </w:r>
-            <w:r>
-              <w:rPr>
-                <w:rFonts w:asciiTheme="majorEastAsia" w:hAnsiTheme="majorEastAsia"/>
-                <w:b/>
-              </w:rPr>
-              <w:t>수행</w:t>
-            </w:r>
-            <w:r>
-              <w:rPr>
-                <w:rFonts w:asciiTheme="majorEastAsia" w:hAnsiTheme="majorEastAsia"/>
-                <w:b/>
-              </w:rPr>
-              <w:t xml:space="preserve"> </w:t>
-            </w:r>
-            <w:r>
-              <w:rPr>
-                <w:rFonts w:asciiTheme="majorEastAsia" w:hAnsiTheme="majorEastAsia"/>
-                <w:b/>
-              </w:rPr>
-              <w:t>도구</w:t>
-            </w:r>
-          </w:p>
-          <w:p>
-            <w:pPr>
-              <w:ind w:left="720"/>
-              <w:jc w:val="center"/>
-              <w:rPr>
-                <w:rFonts w:asciiTheme="majorEastAsia" w:eastAsiaTheme="majorEastAsia" w:hAnsiTheme="majorEastAsia"/>
-                <w:b/>
                 <w:color w:val="000000"/>
                 <w:sz w:val="24"/>
                 <w:szCs w:val="24"/>
               </w:rPr>
-            </w:pPr>
-            <w:r>
-              <w:rPr>
-                <w:rFonts w:eastAsiaTheme="majorEastAsia"/>
-                <w:b/>
-                <w:color w:val="000000"/>
-                <w:sz w:val="24"/>
-                <w:szCs w:val="24"/>
-              </w:rPr>
-              <w:t>(</w:t>
-            </w:r>
-            <w:r>
-              <w:rPr>
-                <w:rFonts w:asciiTheme="majorEastAsia" w:hAnsiTheme="majorEastAsia"/>
-                <w:b/>
-                <w:color w:val="000000"/>
-                <w:sz w:val="24"/>
-                <w:szCs w:val="24"/>
-              </w:rPr>
-              <w:t>개발</w:t>
-            </w:r>
-            <w:r>
-              <w:rPr>
-                <w:rFonts w:asciiTheme="majorEastAsia" w:hAnsiTheme="majorEastAsia"/>
-                <w:b/>
-                <w:color w:val="000000"/>
-                <w:sz w:val="24"/>
-                <w:szCs w:val="24"/>
-              </w:rPr>
-              <w:t xml:space="preserve"> </w:t>
-            </w:r>
-            <w:r>
-              <w:rPr>
-                <w:rFonts w:asciiTheme="majorEastAsia" w:hAnsiTheme="majorEastAsia"/>
-                <w:b/>
-                <w:color w:val="000000"/>
-                <w:sz w:val="24"/>
-                <w:szCs w:val="24"/>
-              </w:rPr>
-              <w:t>환경</w:t>
+              <w:t>개발 환경</w:t>
             </w:r>
             <w:r>
               <w:rPr>
@@ -2394,15 +1324,25 @@
               <w:jc w:val="left"/>
               <w:rPr>
                 <w:rFonts w:asciiTheme="majorEastAsia" w:eastAsiaTheme="majorEastAsia" w:hAnsiTheme="majorEastAsia"/>
-                <w:color w:val="000000"/>
-              </w:rPr>
-            </w:pPr>
-            <w:r>
-              <w:rPr>
-                <w:rFonts w:asciiTheme="majorEastAsia" w:eastAsiaTheme="majorEastAsia" w:hAnsiTheme="majorEastAsia"/>
-                <w:color w:val="000000"/>
-              </w:rPr>
-              <w:t>Visual Studio Code</w:t>
+                <w:b/>
+                <w:color w:val="000000"/>
+              </w:rPr>
+            </w:pPr>
+            <w:r>
+              <w:rPr>
+                <w:rFonts w:asciiTheme="majorEastAsia" w:eastAsiaTheme="majorEastAsia" w:hAnsiTheme="majorEastAsia" w:hint="eastAsia"/>
+                <w:b/>
+                <w:color w:val="000000"/>
+              </w:rPr>
+              <w:t>F</w:t>
+            </w:r>
+            <w:r>
+              <w:rPr>
+                <w:rFonts w:asciiTheme="majorEastAsia" w:eastAsiaTheme="majorEastAsia" w:hAnsiTheme="majorEastAsia"/>
+                <w:b/>
+                <w:color w:val="000000"/>
+              </w:rPr>
+              <w:t>/E</w:t>
             </w:r>
           </w:p>
           <w:p>
@@ -2419,25 +1359,34 @@
                 <w:rFonts w:asciiTheme="majorEastAsia" w:eastAsiaTheme="majorEastAsia" w:hAnsiTheme="majorEastAsia"/>
                 <w:color w:val="000000"/>
               </w:rPr>
-              <w:t>GitHub</w:t>
-            </w:r>
+              <w:t>Visual Studio Code</w:t>
+            </w:r>
+            <w:r>
+              <w:rPr>
+                <w:rFonts w:asciiTheme="majorEastAsia" w:eastAsiaTheme="majorEastAsia" w:hAnsiTheme="majorEastAsia"/>
+                <w:color w:val="000000"/>
+              </w:rPr>
+              <w:t xml:space="preserve">, </w:t>
+            </w:r>
+            <w:proofErr w:type="spellStart"/>
+            <w:r>
+              <w:rPr>
+                <w:rFonts w:asciiTheme="majorEastAsia" w:eastAsiaTheme="majorEastAsia" w:hAnsiTheme="majorEastAsia"/>
+                <w:color w:val="000000"/>
+              </w:rPr>
+              <w:t>Figma</w:t>
+            </w:r>
+            <w:proofErr w:type="spellEnd"/>
           </w:p>
           <w:p>
             <w:pPr>
               <w:spacing w:after="0"/>
               <w:jc w:val="left"/>
               <w:rPr>
-                <w:rFonts w:asciiTheme="majorEastAsia" w:eastAsiaTheme="majorEastAsia" w:hAnsiTheme="majorEastAsia"/>
-                <w:color w:val="000000"/>
-              </w:rPr>
-            </w:pPr>
-            <w:r>
-              <w:rPr>
-                <w:rFonts w:asciiTheme="majorEastAsia" w:eastAsiaTheme="majorEastAsia" w:hAnsiTheme="majorEastAsia"/>
-                <w:color w:val="000000"/>
-              </w:rPr>
-              <w:t>Docker</w:t>
-            </w:r>
+                <w:rFonts w:asciiTheme="majorEastAsia" w:eastAsiaTheme="majorEastAsia" w:hAnsiTheme="majorEastAsia" w:hint="eastAsia"/>
+                <w:color w:val="000000"/>
+              </w:rPr>
+            </w:pPr>
           </w:p>
           <w:p>
             <w:pPr>
@@ -2445,15 +1394,25 @@
               <w:jc w:val="left"/>
               <w:rPr>
                 <w:rFonts w:asciiTheme="majorEastAsia" w:eastAsiaTheme="majorEastAsia" w:hAnsiTheme="majorEastAsia"/>
-                <w:color w:val="000000"/>
-              </w:rPr>
-            </w:pPr>
-            <w:r>
-              <w:rPr>
-                <w:rFonts w:asciiTheme="majorEastAsia" w:eastAsiaTheme="majorEastAsia" w:hAnsiTheme="majorEastAsia"/>
-                <w:color w:val="000000"/>
-              </w:rPr>
-              <w:t>DBeaver</w:t>
+                <w:b/>
+                <w:color w:val="000000"/>
+              </w:rPr>
+            </w:pPr>
+            <w:r>
+              <w:rPr>
+                <w:rFonts w:asciiTheme="majorEastAsia" w:eastAsiaTheme="majorEastAsia" w:hAnsiTheme="majorEastAsia" w:hint="eastAsia"/>
+                <w:b/>
+                <w:color w:val="000000"/>
+              </w:rPr>
+              <w:t>B</w:t>
+            </w:r>
+            <w:r>
+              <w:rPr>
+                <w:rFonts w:asciiTheme="majorEastAsia" w:eastAsiaTheme="majorEastAsia" w:hAnsiTheme="majorEastAsia"/>
+                <w:b/>
+                <w:color w:val="000000"/>
+              </w:rPr>
+              <w:t>/E</w:t>
             </w:r>
           </w:p>
           <w:p>
@@ -2470,7 +1429,51 @@
                 <w:rFonts w:asciiTheme="majorEastAsia" w:eastAsiaTheme="majorEastAsia" w:hAnsiTheme="majorEastAsia"/>
                 <w:color w:val="000000"/>
               </w:rPr>
-              <w:t>Figma</w:t>
+              <w:t>Visual Studio Code</w:t>
+            </w:r>
+            <w:r>
+              <w:rPr>
+                <w:rFonts w:asciiTheme="majorEastAsia" w:eastAsiaTheme="majorEastAsia" w:hAnsiTheme="majorEastAsia"/>
+                <w:color w:val="000000"/>
+              </w:rPr>
+              <w:t xml:space="preserve">, </w:t>
+            </w:r>
+            <w:proofErr w:type="spellStart"/>
+            <w:r>
+              <w:rPr>
+                <w:rFonts w:asciiTheme="majorEastAsia" w:eastAsiaTheme="majorEastAsia" w:hAnsiTheme="majorEastAsia"/>
+                <w:color w:val="000000"/>
+              </w:rPr>
+              <w:t>DBeaver</w:t>
+            </w:r>
+            <w:proofErr w:type="spellEnd"/>
+            <w:r>
+              <w:rPr>
+                <w:rFonts w:asciiTheme="majorEastAsia" w:eastAsiaTheme="majorEastAsia" w:hAnsiTheme="majorEastAsia"/>
+                <w:color w:val="000000"/>
+              </w:rPr>
+              <w:t xml:space="preserve">, </w:t>
+            </w:r>
+            <w:r>
+              <w:rPr>
+                <w:rFonts w:asciiTheme="majorEastAsia" w:eastAsiaTheme="majorEastAsia" w:hAnsiTheme="majorEastAsia"/>
+                <w:color w:val="000000"/>
+              </w:rPr>
+              <w:t>Docker</w:t>
+            </w:r>
+            <w:r>
+              <w:rPr>
+                <w:rFonts w:asciiTheme="majorEastAsia" w:eastAsiaTheme="majorEastAsia" w:hAnsiTheme="majorEastAsia"/>
+                <w:color w:val="000000"/>
+              </w:rPr>
+              <w:t xml:space="preserve">, </w:t>
+            </w:r>
+            <w:r>
+              <w:rPr>
+                <w:rFonts w:asciiTheme="majorEastAsia" w:eastAsiaTheme="majorEastAsia" w:hAnsiTheme="majorEastAsia"/>
+                <w:color w:val="000000"/>
+              </w:rPr>
+              <w:t>AWS</w:t>
             </w:r>
           </w:p>
           <w:p>
@@ -2478,27 +1481,115 @@
               <w:spacing w:after="0"/>
               <w:jc w:val="left"/>
               <w:rPr>
-                <w:rFonts w:asciiTheme="majorEastAsia" w:eastAsiaTheme="majorEastAsia" w:hAnsiTheme="majorEastAsia"/>
-                <w:color w:val="000000"/>
-              </w:rPr>
-            </w:pPr>
-            <w:r>
-              <w:rPr>
-                <w:rFonts w:asciiTheme="majorEastAsia" w:eastAsiaTheme="majorEastAsia" w:hAnsiTheme="majorEastAsia"/>
-                <w:color w:val="000000"/>
-              </w:rPr>
-              <w:t>AWS</w:t>
-            </w:r>
+                <w:rFonts w:asciiTheme="majorEastAsia" w:eastAsiaTheme="majorEastAsia" w:hAnsiTheme="majorEastAsia" w:hint="eastAsia"/>
+                <w:color w:val="000000"/>
+              </w:rPr>
+            </w:pPr>
+          </w:p>
+          <w:p>
+            <w:pPr>
+              <w:spacing w:after="0"/>
+              <w:jc w:val="left"/>
+              <w:rPr>
+                <w:rFonts w:asciiTheme="majorEastAsia" w:eastAsiaTheme="majorEastAsia" w:hAnsiTheme="majorEastAsia"/>
+                <w:b/>
+                <w:color w:val="000000"/>
+              </w:rPr>
+            </w:pPr>
+            <w:r>
+              <w:rPr>
+                <w:rFonts w:asciiTheme="majorEastAsia" w:eastAsiaTheme="majorEastAsia" w:hAnsiTheme="majorEastAsia" w:hint="eastAsia"/>
+                <w:b/>
+                <w:color w:val="000000"/>
+              </w:rPr>
+              <w:t>A</w:t>
+            </w:r>
+            <w:r>
+              <w:rPr>
+                <w:rFonts w:asciiTheme="majorEastAsia" w:eastAsiaTheme="majorEastAsia" w:hAnsiTheme="majorEastAsia"/>
+                <w:b/>
+                <w:color w:val="000000"/>
+              </w:rPr>
+              <w:t>I</w:t>
+            </w:r>
+          </w:p>
+          <w:p>
+            <w:pPr>
+              <w:spacing w:after="0"/>
+              <w:jc w:val="left"/>
+              <w:rPr>
+                <w:rFonts w:asciiTheme="majorEastAsia" w:eastAsiaTheme="majorEastAsia" w:hAnsiTheme="majorEastAsia"/>
+                <w:color w:val="000000"/>
+              </w:rPr>
+            </w:pPr>
+          </w:p>
+          <w:p>
+            <w:pPr>
+              <w:spacing w:after="0"/>
+              <w:jc w:val="left"/>
+              <w:rPr>
+                <w:rFonts w:asciiTheme="majorEastAsia" w:eastAsiaTheme="majorEastAsia" w:hAnsiTheme="majorEastAsia"/>
+                <w:b/>
+                <w:color w:val="000000"/>
+              </w:rPr>
+            </w:pPr>
+            <w:r>
+              <w:rPr>
+                <w:rFonts w:asciiTheme="majorEastAsia" w:eastAsiaTheme="majorEastAsia" w:hAnsiTheme="majorEastAsia" w:hint="eastAsia"/>
+                <w:b/>
+                <w:color w:val="000000"/>
+              </w:rPr>
+              <w:t>기타</w:t>
+            </w:r>
+            <w:r>
+              <w:rPr>
+                <w:rFonts w:asciiTheme="majorEastAsia" w:eastAsiaTheme="majorEastAsia" w:hAnsiTheme="majorEastAsia" w:hint="eastAsia"/>
+                <w:b/>
+                <w:color w:val="000000"/>
+              </w:rPr>
+              <w:t xml:space="preserve"> </w:t>
+            </w:r>
+          </w:p>
+          <w:p>
+            <w:pPr>
+              <w:spacing w:after="0"/>
+              <w:jc w:val="left"/>
+              <w:rPr>
+                <w:rFonts w:asciiTheme="majorEastAsia" w:eastAsiaTheme="majorEastAsia" w:hAnsiTheme="majorEastAsia"/>
+                <w:color w:val="000000"/>
+              </w:rPr>
+            </w:pPr>
+            <w:r>
+              <w:rPr>
+                <w:rFonts w:asciiTheme="majorEastAsia" w:eastAsiaTheme="majorEastAsia" w:hAnsiTheme="majorEastAsia"/>
+                <w:color w:val="000000"/>
+              </w:rPr>
+              <w:t>GitHub</w:t>
+            </w:r>
+          </w:p>
+          <w:p>
+            <w:pPr>
+              <w:spacing w:after="0"/>
+              <w:jc w:val="left"/>
+              <w:rPr>
+                <w:rFonts w:asciiTheme="majorEastAsia" w:eastAsiaTheme="majorEastAsia" w:hAnsiTheme="majorEastAsia" w:hint="eastAsia"/>
+                <w:color w:val="000000"/>
+              </w:rPr>
+            </w:pPr>
+          </w:p>
+          <w:p>
+            <w:pPr>
+              <w:spacing w:after="0"/>
+              <w:jc w:val="left"/>
+              <w:rPr>
+                <w:rFonts w:asciiTheme="majorEastAsia" w:eastAsiaTheme="majorEastAsia" w:hAnsiTheme="majorEastAsia"/>
+                <w:color w:val="000000"/>
+              </w:rPr>
+            </w:pPr>
           </w:p>
         </w:tc>
       </w:tr>
       <w:tr>
-        <w:tblPrEx>
-          <w:tblCellMar>
-            <w:top w:w="0" w:type="dxa"/>
-            <w:bottom w:w="0" w:type="dxa"/>
-          </w:tblCellMar>
-        </w:tblPrEx>
         <w:trPr>
           <w:trHeight w:val="1132"/>
           <w:jc w:val="center"/>
@@ -2528,72 +1619,31 @@
                 <w:rFonts w:asciiTheme="majorEastAsia" w:hAnsiTheme="majorEastAsia"/>
                 <w:b/>
               </w:rPr>
-              <w:t>필수</w:t>
+              <w:lastRenderedPageBreak/>
+              <w:t>필수 기능</w:t>
+            </w:r>
+          </w:p>
+          <w:p>
+            <w:pPr>
+              <w:pStyle w:val="a7"/>
+              <w:rPr>
+                <w:rFonts w:asciiTheme="majorEastAsia" w:eastAsiaTheme="majorEastAsia" w:hAnsiTheme="majorEastAsia"/>
+                <w:b/>
+              </w:rPr>
+            </w:pPr>
+            <w:r>
+              <w:rPr>
+                <w:rFonts w:eastAsiaTheme="majorEastAsia"/>
+                <w:b/>
+              </w:rPr>
+              <w:t>(</w:t>
             </w:r>
             <w:r>
               <w:rPr>
                 <w:rFonts w:asciiTheme="majorEastAsia" w:hAnsiTheme="majorEastAsia"/>
                 <w:b/>
               </w:rPr>
-              <w:t xml:space="preserve"> </w:t>
-            </w:r>
-            <w:r>
-              <w:rPr>
-                <w:rFonts w:asciiTheme="majorEastAsia" w:hAnsiTheme="majorEastAsia"/>
-                <w:b/>
-              </w:rPr>
-              <w:t>기능</w:t>
-            </w:r>
-          </w:p>
-          <w:p>
-            <w:pPr>
-              <w:pStyle w:val="a7"/>
-              <w:rPr>
-                <w:rFonts w:asciiTheme="majorEastAsia" w:eastAsiaTheme="majorEastAsia" w:hAnsiTheme="majorEastAsia"/>
-                <w:b/>
-              </w:rPr>
-            </w:pPr>
-            <w:r>
-              <w:rPr>
-                <w:rFonts w:eastAsiaTheme="majorEastAsia"/>
-                <w:b/>
-              </w:rPr>
-              <w:t>(</w:t>
-            </w:r>
-            <w:r>
-              <w:rPr>
-                <w:rFonts w:asciiTheme="majorEastAsia" w:hAnsiTheme="majorEastAsia"/>
-                <w:b/>
-              </w:rPr>
-              <w:t>주요</w:t>
-            </w:r>
-            <w:r>
-              <w:rPr>
-                <w:rFonts w:asciiTheme="majorEastAsia" w:hAnsiTheme="majorEastAsia"/>
-                <w:b/>
-              </w:rPr>
-              <w:t xml:space="preserve"> </w:t>
-            </w:r>
-            <w:r>
-              <w:rPr>
-                <w:rFonts w:asciiTheme="majorEastAsia" w:hAnsiTheme="majorEastAsia"/>
-                <w:b/>
-              </w:rPr>
-              <w:t>구현</w:t>
-            </w:r>
-            <w:r>
-              <w:rPr>
-                <w:rFonts w:asciiTheme="majorEastAsia" w:hAnsiTheme="majorEastAsia"/>
-                <w:b/>
-              </w:rPr>
-              <w:t xml:space="preserve"> </w:t>
-            </w:r>
-            <w:r>
-              <w:rPr>
-                <w:rFonts w:asciiTheme="majorEastAsia" w:hAnsiTheme="majorEastAsia"/>
-                <w:b/>
-              </w:rPr>
-              <w:t>기능</w:t>
+              <w:t>주요 구현 기능</w:t>
             </w:r>
             <w:r>
               <w:rPr>
@@ -2629,270 +1679,12 @@
                 <w:rFonts w:asciiTheme="majorEastAsia" w:eastAsiaTheme="majorEastAsia" w:hAnsiTheme="majorEastAsia"/>
                 <w:color w:val="000000"/>
               </w:rPr>
-              <w:t>상품</w:t>
-            </w:r>
-            <w:r>
-              <w:rPr>
-                <w:rFonts w:asciiTheme="majorEastAsia" w:eastAsiaTheme="majorEastAsia" w:hAnsiTheme="majorEastAsia"/>
-                <w:color w:val="000000"/>
-              </w:rPr>
-              <w:t xml:space="preserve"> </w:t>
-            </w:r>
-            <w:r>
-              <w:rPr>
-                <w:rFonts w:asciiTheme="majorEastAsia" w:eastAsiaTheme="majorEastAsia" w:hAnsiTheme="majorEastAsia"/>
-                <w:color w:val="000000"/>
-              </w:rPr>
-              <w:t>촬영</w:t>
-            </w:r>
-            <w:r>
-              <w:rPr>
-                <w:rFonts w:asciiTheme="majorEastAsia" w:eastAsiaTheme="majorEastAsia" w:hAnsiTheme="majorEastAsia"/>
-                <w:color w:val="000000"/>
-              </w:rPr>
-              <w:t xml:space="preserve"> </w:t>
-            </w:r>
-            <w:r>
-              <w:rPr>
-                <w:rFonts w:asciiTheme="majorEastAsia" w:eastAsiaTheme="majorEastAsia" w:hAnsiTheme="majorEastAsia"/>
-                <w:color w:val="000000"/>
-              </w:rPr>
-              <w:t>기능</w:t>
-            </w:r>
-            <w:r>
-              <w:rPr>
-                <w:rFonts w:asciiTheme="majorEastAsia" w:eastAsiaTheme="majorEastAsia" w:hAnsiTheme="majorEastAsia"/>
-                <w:color w:val="000000"/>
-              </w:rPr>
-              <w:t xml:space="preserve">, </w:t>
-            </w:r>
-            <w:r>
-              <w:rPr>
-                <w:rFonts w:asciiTheme="majorEastAsia" w:eastAsiaTheme="majorEastAsia" w:hAnsiTheme="majorEastAsia"/>
-                <w:color w:val="000000"/>
-              </w:rPr>
-              <w:t>이미지</w:t>
-            </w:r>
-            <w:r>
-              <w:rPr>
-                <w:rFonts w:asciiTheme="majorEastAsia" w:eastAsiaTheme="majorEastAsia" w:hAnsiTheme="majorEastAsia"/>
-                <w:color w:val="000000"/>
-              </w:rPr>
-              <w:t xml:space="preserve"> </w:t>
-            </w:r>
-            <w:r>
-              <w:rPr>
-                <w:rFonts w:asciiTheme="majorEastAsia" w:eastAsiaTheme="majorEastAsia" w:hAnsiTheme="majorEastAsia"/>
-                <w:color w:val="000000"/>
-              </w:rPr>
-              <w:t>업로드</w:t>
-            </w:r>
-            <w:r>
-              <w:rPr>
-                <w:rFonts w:asciiTheme="majorEastAsia" w:eastAsiaTheme="majorEastAsia" w:hAnsiTheme="majorEastAsia"/>
-                <w:color w:val="000000"/>
-              </w:rPr>
-              <w:t xml:space="preserve"> </w:t>
-            </w:r>
-            <w:r>
-              <w:rPr>
-                <w:rFonts w:asciiTheme="majorEastAsia" w:eastAsiaTheme="majorEastAsia" w:hAnsiTheme="majorEastAsia"/>
-                <w:color w:val="000000"/>
-              </w:rPr>
-              <w:t>기능</w:t>
-            </w:r>
-            <w:r>
-              <w:rPr>
-                <w:rFonts w:asciiTheme="majorEastAsia" w:eastAsiaTheme="majorEastAsia" w:hAnsiTheme="majorEastAsia"/>
-                <w:color w:val="000000"/>
-              </w:rPr>
-              <w:t xml:space="preserve">, AI </w:t>
-            </w:r>
-            <w:r>
-              <w:rPr>
-                <w:rFonts w:asciiTheme="majorEastAsia" w:eastAsiaTheme="majorEastAsia" w:hAnsiTheme="majorEastAsia"/>
-                <w:color w:val="000000"/>
-              </w:rPr>
-              <w:t>객체</w:t>
-            </w:r>
-            <w:r>
-              <w:rPr>
-                <w:rFonts w:asciiTheme="majorEastAsia" w:eastAsiaTheme="majorEastAsia" w:hAnsiTheme="majorEastAsia"/>
-                <w:color w:val="000000"/>
-              </w:rPr>
-              <w:t xml:space="preserve"> </w:t>
-            </w:r>
-            <w:r>
-              <w:rPr>
-                <w:rFonts w:asciiTheme="majorEastAsia" w:eastAsiaTheme="majorEastAsia" w:hAnsiTheme="majorEastAsia"/>
-                <w:color w:val="000000"/>
-              </w:rPr>
-              <w:t>인식</w:t>
-            </w:r>
-            <w:r>
-              <w:rPr>
-                <w:rFonts w:asciiTheme="majorEastAsia" w:eastAsiaTheme="majorEastAsia" w:hAnsiTheme="majorEastAsia"/>
-                <w:color w:val="000000"/>
-              </w:rPr>
-              <w:t>(</w:t>
-            </w:r>
-            <w:r>
-              <w:rPr>
-                <w:rFonts w:asciiTheme="majorEastAsia" w:eastAsiaTheme="majorEastAsia" w:hAnsiTheme="majorEastAsia"/>
-                <w:color w:val="000000"/>
-              </w:rPr>
-              <w:t>딥러닝</w:t>
-            </w:r>
-            <w:r>
-              <w:rPr>
-                <w:rFonts w:asciiTheme="majorEastAsia" w:eastAsiaTheme="majorEastAsia" w:hAnsiTheme="majorEastAsia"/>
-                <w:color w:val="000000"/>
-              </w:rPr>
-              <w:t xml:space="preserve">) </w:t>
-            </w:r>
-            <w:r>
-              <w:rPr>
-                <w:rFonts w:asciiTheme="majorEastAsia" w:eastAsiaTheme="majorEastAsia" w:hAnsiTheme="majorEastAsia"/>
-                <w:color w:val="000000"/>
-              </w:rPr>
-              <w:t>기능</w:t>
-            </w:r>
-            <w:r>
-              <w:rPr>
-                <w:rFonts w:asciiTheme="majorEastAsia" w:eastAsiaTheme="majorEastAsia" w:hAnsiTheme="majorEastAsia"/>
-                <w:color w:val="000000"/>
-              </w:rPr>
-              <w:t xml:space="preserve">, </w:t>
-            </w:r>
-            <w:r>
-              <w:rPr>
-                <w:rFonts w:asciiTheme="majorEastAsia" w:eastAsiaTheme="majorEastAsia" w:hAnsiTheme="majorEastAsia"/>
-                <w:color w:val="000000"/>
-              </w:rPr>
-              <w:t>상품</w:t>
-            </w:r>
-            <w:r>
-              <w:rPr>
-                <w:rFonts w:asciiTheme="majorEastAsia" w:eastAsiaTheme="majorEastAsia" w:hAnsiTheme="majorEastAsia"/>
-                <w:color w:val="000000"/>
-              </w:rPr>
-              <w:t xml:space="preserve"> DB </w:t>
-            </w:r>
-            <w:r>
-              <w:rPr>
-                <w:rFonts w:asciiTheme="majorEastAsia" w:eastAsiaTheme="majorEastAsia" w:hAnsiTheme="majorEastAsia"/>
-                <w:color w:val="000000"/>
-              </w:rPr>
-              <w:t>매칭</w:t>
-            </w:r>
-            <w:r>
-              <w:rPr>
-                <w:rFonts w:asciiTheme="majorEastAsia" w:eastAsiaTheme="majorEastAsia" w:hAnsiTheme="majorEastAsia"/>
-                <w:color w:val="000000"/>
-              </w:rPr>
-              <w:t xml:space="preserve"> </w:t>
-            </w:r>
-            <w:r>
-              <w:rPr>
-                <w:rFonts w:asciiTheme="majorEastAsia" w:eastAsiaTheme="majorEastAsia" w:hAnsiTheme="majorEastAsia"/>
-                <w:color w:val="000000"/>
-              </w:rPr>
-              <w:t>기능</w:t>
-            </w:r>
-            <w:r>
-              <w:rPr>
-                <w:rFonts w:asciiTheme="majorEastAsia" w:eastAsiaTheme="majorEastAsia" w:hAnsiTheme="majorEastAsia"/>
-                <w:color w:val="000000"/>
-              </w:rPr>
-              <w:t xml:space="preserve">, </w:t>
-            </w:r>
-            <w:r>
-              <w:rPr>
-                <w:rFonts w:asciiTheme="majorEastAsia" w:eastAsiaTheme="majorEastAsia" w:hAnsiTheme="majorEastAsia"/>
-                <w:color w:val="000000"/>
-              </w:rPr>
-              <w:t>장바구니</w:t>
-            </w:r>
-            <w:r>
-              <w:rPr>
-                <w:rFonts w:asciiTheme="majorEastAsia" w:eastAsiaTheme="majorEastAsia" w:hAnsiTheme="majorEastAsia"/>
-                <w:color w:val="000000"/>
-              </w:rPr>
-              <w:t xml:space="preserve"> </w:t>
-            </w:r>
-            <w:r>
-              <w:rPr>
-                <w:rFonts w:asciiTheme="majorEastAsia" w:eastAsiaTheme="majorEastAsia" w:hAnsiTheme="majorEastAsia"/>
-                <w:color w:val="000000"/>
-              </w:rPr>
-              <w:t>기능</w:t>
-            </w:r>
-            <w:r>
-              <w:rPr>
-                <w:rFonts w:asciiTheme="majorEastAsia" w:eastAsiaTheme="majorEastAsia" w:hAnsiTheme="majorEastAsia"/>
-                <w:color w:val="000000"/>
-              </w:rPr>
-              <w:t xml:space="preserve">, </w:t>
-            </w:r>
-            <w:r>
-              <w:rPr>
-                <w:rFonts w:asciiTheme="majorEastAsia" w:eastAsiaTheme="majorEastAsia" w:hAnsiTheme="majorEastAsia"/>
-                <w:color w:val="000000"/>
-              </w:rPr>
-              <w:t>주문</w:t>
-            </w:r>
-            <w:r>
-              <w:rPr>
-                <w:rFonts w:asciiTheme="majorEastAsia" w:eastAsiaTheme="majorEastAsia" w:hAnsiTheme="majorEastAsia"/>
-                <w:color w:val="000000"/>
-              </w:rPr>
-              <w:t xml:space="preserve"> </w:t>
-            </w:r>
-            <w:r>
-              <w:rPr>
-                <w:rFonts w:asciiTheme="majorEastAsia" w:eastAsiaTheme="majorEastAsia" w:hAnsiTheme="majorEastAsia"/>
-                <w:color w:val="000000"/>
-              </w:rPr>
-              <w:t>기록</w:t>
-            </w:r>
-            <w:r>
-              <w:rPr>
-                <w:rFonts w:asciiTheme="majorEastAsia" w:eastAsiaTheme="majorEastAsia" w:hAnsiTheme="majorEastAsia"/>
-                <w:color w:val="000000"/>
-              </w:rPr>
-              <w:t xml:space="preserve"> </w:t>
-            </w:r>
-            <w:r>
-              <w:rPr>
-                <w:rFonts w:asciiTheme="majorEastAsia" w:eastAsiaTheme="majorEastAsia" w:hAnsiTheme="majorEastAsia"/>
-                <w:color w:val="000000"/>
-              </w:rPr>
-              <w:t>저장</w:t>
-            </w:r>
-            <w:r>
-              <w:rPr>
-                <w:rFonts w:asciiTheme="majorEastAsia" w:eastAsiaTheme="majorEastAsia" w:hAnsiTheme="majorEastAsia"/>
-                <w:color w:val="000000"/>
-              </w:rPr>
-              <w:t xml:space="preserve"> </w:t>
-            </w:r>
-            <w:r>
-              <w:rPr>
-                <w:rFonts w:asciiTheme="majorEastAsia" w:eastAsiaTheme="majorEastAsia" w:hAnsiTheme="majorEastAsia"/>
-                <w:color w:val="000000"/>
-              </w:rPr>
-              <w:t>기능</w:t>
+              <w:t>상품 촬영 기능, 이미지 업로드 기능, AI 객체 인식(딥러닝) 기능, 상품 DB 매칭 기능, 장바구니 기능, 주문 기록 저장 기능</w:t>
             </w:r>
           </w:p>
         </w:tc>
       </w:tr>
       <w:tr>
-        <w:tblPrEx>
-          <w:tblCellMar>
-            <w:top w:w="0" w:type="dxa"/>
-            <w:bottom w:w="0" w:type="dxa"/>
-          </w:tblCellMar>
-        </w:tblPrEx>
         <w:trPr>
           <w:trHeight w:val="70"/>
           <w:jc w:val="center"/>
@@ -2922,21 +1714,7 @@
                 <w:rFonts w:asciiTheme="majorEastAsia" w:hAnsiTheme="majorEastAsia"/>
                 <w:b/>
               </w:rPr>
-              <w:t>수행</w:t>
-            </w:r>
-            <w:r>
-              <w:rPr>
-                <w:rFonts w:asciiTheme="majorEastAsia" w:hAnsiTheme="majorEastAsia"/>
-                <w:b/>
-              </w:rPr>
-              <w:t xml:space="preserve"> </w:t>
-            </w:r>
-            <w:r>
-              <w:rPr>
-                <w:rFonts w:asciiTheme="majorEastAsia" w:hAnsiTheme="majorEastAsia"/>
-                <w:b/>
-              </w:rPr>
-              <w:t>계획</w:t>
+              <w:t>수행 계획</w:t>
             </w:r>
           </w:p>
           <w:p>
@@ -2990,87 +1768,88 @@
             </w:r>
           </w:p>
           <w:p>
-            <w:pPr>
+            <w:r>
               <w:rPr>
                 <w:rFonts w:hint="eastAsia"/>
               </w:rPr>
-            </w:pPr>
+              <w:t xml:space="preserve">상품 촬영 </w:t>
+            </w:r>
+            <w:r>
+              <w:t xml:space="preserve">– AI </w:t>
+            </w:r>
             <w:r>
               <w:rPr>
                 <w:rFonts w:hint="eastAsia"/>
               </w:rPr>
-              <w:t xml:space="preserve">상품 촬영 </w:t>
-            </w:r>
-            <w:r>
-              <w:t xml:space="preserve">– AI </w:t>
+              <w:t xml:space="preserve">서버로 이미지 전송 </w:t>
+            </w:r>
+            <w:r>
+              <w:t xml:space="preserve">– </w:t>
             </w:r>
             <w:r>
               <w:rPr>
                 <w:rFonts w:hint="eastAsia"/>
               </w:rPr>
-              <w:t xml:space="preserve">서버로 이미지 전송 </w:t>
+              <w:t>A</w:t>
+            </w:r>
+            <w:r>
+              <w:t>I</w:t>
+            </w:r>
+            <w:r>
+              <w:rPr>
+                <w:rFonts w:hint="eastAsia"/>
+              </w:rPr>
+              <w:t xml:space="preserve">가 상품 인식 </w:t>
             </w:r>
             <w:r>
               <w:t xml:space="preserve">– </w:t>
             </w:r>
+            <w:proofErr w:type="spellStart"/>
             <w:r>
               <w:rPr>
                 <w:rFonts w:hint="eastAsia"/>
               </w:rPr>
-              <w:t>A</w:t>
-            </w:r>
-            <w:r>
-              <w:t>I</w:t>
-            </w:r>
+              <w:t>백엔드가</w:t>
+            </w:r>
+            <w:proofErr w:type="spellEnd"/>
             <w:r>
               <w:rPr>
                 <w:rFonts w:hint="eastAsia"/>
               </w:rPr>
-              <w:t xml:space="preserve">가 상품 인식 </w:t>
+              <w:t xml:space="preserve"> </w:t>
+            </w:r>
+            <w:r>
+              <w:t>DB</w:t>
+            </w:r>
+            <w:r>
+              <w:rPr>
+                <w:rFonts w:hint="eastAsia"/>
+              </w:rPr>
+              <w:t xml:space="preserve">와 매칭 </w:t>
             </w:r>
             <w:r>
               <w:t xml:space="preserve">– </w:t>
             </w:r>
-            <w:proofErr w:type="spellStart"/>
             <w:r>
               <w:rPr>
                 <w:rFonts w:hint="eastAsia"/>
               </w:rPr>
-              <w:t>백엔드가</w:t>
-            </w:r>
-            <w:proofErr w:type="spellEnd"/>
+              <w:t xml:space="preserve">프론트에 결과 표시 </w:t>
+            </w:r>
+            <w:r>
+              <w:t xml:space="preserve">– </w:t>
+            </w:r>
             <w:r>
               <w:rPr>
                 <w:rFonts w:hint="eastAsia"/>
               </w:rPr>
-              <w:t xml:space="preserve"> </w:t>
-            </w:r>
-            <w:r>
-              <w:t>DB</w:t>
+              <w:t>결제 또는 주문 저장</w:t>
             </w:r>
             <w:r>
               <w:rPr>
                 <w:rFonts w:hint="eastAsia"/>
               </w:rPr>
-              <w:t xml:space="preserve">와 매칭 </w:t>
-            </w:r>
-            <w:r>
-              <w:t xml:space="preserve">– </w:t>
-            </w:r>
-            <w:r>
-              <w:rPr>
-                <w:rFonts w:hint="eastAsia"/>
-              </w:rPr>
-              <w:t xml:space="preserve">프론트에 결과 표시 </w:t>
-            </w:r>
-            <w:r>
-              <w:t xml:space="preserve">– </w:t>
-            </w:r>
-            <w:r>
-              <w:rPr>
-                <w:rFonts w:hint="eastAsia"/>
-              </w:rPr>
-              <w:t>결제 또는 주문 저장</w:t>
+              <w:t>.</w:t>
             </w:r>
           </w:p>
           <w:p>
@@ -3119,7 +1898,15 @@
                 <w:sz w:val="20"/>
                 <w:szCs w:val="20"/>
               </w:rPr>
-              <w:t>먼저 YOLOv8을 기준으로 실험을 시작한다.</w:t>
+              <w:t>먼저 YOLOv8을 기준으로 실험을 시작</w:t>
+            </w:r>
+            <w:r>
+              <w:rPr>
+                <w:rFonts w:asciiTheme="majorEastAsia" w:eastAsiaTheme="majorEastAsia" w:hAnsiTheme="majorEastAsia" w:hint="eastAsia"/>
+                <w:sz w:val="20"/>
+                <w:szCs w:val="20"/>
+              </w:rPr>
+              <w:t>.</w:t>
             </w:r>
           </w:p>
           <w:p>
@@ -3127,18 +1914,26 @@
               <w:pStyle w:val="ac"/>
               <w:spacing w:before="0" w:beforeAutospacing="0" w:after="0" w:afterAutospacing="0"/>
               <w:rPr>
-                <w:rFonts w:asciiTheme="majorEastAsia" w:eastAsiaTheme="majorEastAsia" w:hAnsiTheme="majorEastAsia"/>
-                <w:sz w:val="20"/>
-                <w:szCs w:val="20"/>
-              </w:rPr>
-            </w:pPr>
-            <w:r>
-              <w:rPr>
-                <w:rFonts w:asciiTheme="majorEastAsia" w:eastAsiaTheme="majorEastAsia" w:hAnsiTheme="majorEastAsia"/>
-                <w:sz w:val="20"/>
-                <w:szCs w:val="20"/>
-              </w:rPr>
-              <w:t>팀이 직접 촬영한 상품 사진이나 공개된 데이터셋을 활용해 기본적인 학습을 진행한다.</w:t>
+                <w:rFonts w:asciiTheme="majorEastAsia" w:eastAsiaTheme="majorEastAsia" w:hAnsiTheme="majorEastAsia" w:hint="eastAsia"/>
+                <w:sz w:val="20"/>
+                <w:szCs w:val="20"/>
+              </w:rPr>
+            </w:pPr>
+            <w:r>
+              <w:rPr>
+                <w:rFonts w:asciiTheme="majorEastAsia" w:eastAsiaTheme="majorEastAsia" w:hAnsiTheme="majorEastAsia"/>
+                <w:sz w:val="20"/>
+                <w:szCs w:val="20"/>
+              </w:rPr>
+              <w:t>팀이 직접 촬영한 상품 사진이나 공개된 데이터셋을 활용해 기본적인 학습을 진행</w:t>
+            </w:r>
+            <w:r>
+              <w:rPr>
+                <w:rFonts w:asciiTheme="majorEastAsia" w:eastAsiaTheme="majorEastAsia" w:hAnsiTheme="majorEastAsia" w:hint="eastAsia"/>
+                <w:sz w:val="20"/>
+                <w:szCs w:val="20"/>
+              </w:rPr>
+              <w:t>.</w:t>
             </w:r>
           </w:p>
           <w:p>
@@ -3146,18 +1941,26 @@
               <w:pStyle w:val="ac"/>
               <w:spacing w:before="0" w:beforeAutospacing="0" w:after="0" w:afterAutospacing="0"/>
               <w:rPr>
-                <w:rFonts w:asciiTheme="majorEastAsia" w:eastAsiaTheme="majorEastAsia" w:hAnsiTheme="majorEastAsia"/>
-                <w:sz w:val="20"/>
-                <w:szCs w:val="20"/>
-              </w:rPr>
-            </w:pPr>
-            <w:r>
-              <w:rPr>
-                <w:rFonts w:asciiTheme="majorEastAsia" w:eastAsiaTheme="majorEastAsia" w:hAnsiTheme="majorEastAsia"/>
-                <w:sz w:val="20"/>
-                <w:szCs w:val="20"/>
-              </w:rPr>
-              <w:t>추론 속도와 정확도를 점검하면서, 인식이 잘 안 되는 상품은 추가로 데이터를 모아 다시 학습한다.</w:t>
+                <w:rFonts w:asciiTheme="majorEastAsia" w:eastAsiaTheme="majorEastAsia" w:hAnsiTheme="majorEastAsia" w:hint="eastAsia"/>
+                <w:sz w:val="20"/>
+                <w:szCs w:val="20"/>
+              </w:rPr>
+            </w:pPr>
+            <w:r>
+              <w:rPr>
+                <w:rFonts w:asciiTheme="majorEastAsia" w:eastAsiaTheme="majorEastAsia" w:hAnsiTheme="majorEastAsia"/>
+                <w:sz w:val="20"/>
+                <w:szCs w:val="20"/>
+              </w:rPr>
+              <w:t>추론 속도와 정확도를 점검하면서, 인식이 잘 안 되는 상품은 추가로 데이터를 모아 다시 학습</w:t>
+            </w:r>
+            <w:r>
+              <w:rPr>
+                <w:rFonts w:asciiTheme="majorEastAsia" w:eastAsiaTheme="majorEastAsia" w:hAnsiTheme="majorEastAsia" w:hint="eastAsia"/>
+                <w:sz w:val="20"/>
+                <w:szCs w:val="20"/>
+              </w:rPr>
+              <w:t>.</w:t>
             </w:r>
           </w:p>
           <w:p>
@@ -3165,7 +1968,7 @@
               <w:pStyle w:val="ac"/>
               <w:spacing w:before="0" w:beforeAutospacing="0" w:after="0" w:afterAutospacing="0"/>
               <w:rPr>
-                <w:rFonts w:asciiTheme="majorEastAsia" w:eastAsiaTheme="majorEastAsia" w:hAnsiTheme="majorEastAsia" w:hint="eastAsia"/>
+                <w:rFonts w:asciiTheme="majorEastAsia" w:eastAsiaTheme="majorEastAsia" w:hAnsiTheme="majorEastAsia"/>
                 <w:sz w:val="20"/>
                 <w:szCs w:val="20"/>
               </w:rPr>
@@ -3230,7 +2033,15 @@
                 <w:sz w:val="20"/>
                 <w:szCs w:val="20"/>
               </w:rPr>
-              <w:t>Express로 기본 API 뼈대를 만든다.</w:t>
+              <w:t>Express로 기본 API 뼈대</w:t>
+            </w:r>
+            <w:r>
+              <w:rPr>
+                <w:rFonts w:asciiTheme="majorEastAsia" w:eastAsiaTheme="majorEastAsia" w:hAnsiTheme="majorEastAsia" w:hint="eastAsia"/>
+                <w:sz w:val="20"/>
+                <w:szCs w:val="20"/>
+              </w:rPr>
+              <w:t xml:space="preserve"> 제작.</w:t>
             </w:r>
           </w:p>
           <w:p>
@@ -3249,7 +2060,39 @@
                 <w:sz w:val="20"/>
                 <w:szCs w:val="20"/>
               </w:rPr>
-              <w:t>MySQL과 연동하여 실제로 데이터가 저장·조회되는지 테스트한다.</w:t>
+              <w:t>MySQL과 연동하여 실제 데이터 저장</w:t>
+            </w:r>
+            <w:r>
+              <w:rPr>
+                <w:rFonts w:asciiTheme="majorEastAsia" w:eastAsiaTheme="majorEastAsia" w:hAnsiTheme="majorEastAsia"/>
+                <w:sz w:val="20"/>
+                <w:szCs w:val="20"/>
+              </w:rPr>
+              <w:t xml:space="preserve"> </w:t>
+            </w:r>
+            <w:r>
+              <w:rPr>
+                <w:rFonts w:asciiTheme="majorEastAsia" w:eastAsiaTheme="majorEastAsia" w:hAnsiTheme="majorEastAsia" w:hint="eastAsia"/>
+                <w:sz w:val="20"/>
+                <w:szCs w:val="20"/>
+              </w:rPr>
+              <w:t xml:space="preserve">및 </w:t>
+            </w:r>
+            <w:r>
+              <w:rPr>
+                <w:rFonts w:asciiTheme="majorEastAsia" w:eastAsiaTheme="majorEastAsia" w:hAnsiTheme="majorEastAsia"/>
+                <w:sz w:val="20"/>
+                <w:szCs w:val="20"/>
+              </w:rPr>
+              <w:t>조회</w:t>
+            </w:r>
+            <w:r>
+              <w:rPr>
+                <w:rFonts w:asciiTheme="majorEastAsia" w:eastAsiaTheme="majorEastAsia" w:hAnsiTheme="majorEastAsia" w:hint="eastAsia"/>
+                <w:sz w:val="20"/>
+                <w:szCs w:val="20"/>
+              </w:rPr>
+              <w:t xml:space="preserve"> 테스트.</w:t>
             </w:r>
           </w:p>
           <w:p>
@@ -3268,7 +2111,23 @@
                 <w:sz w:val="20"/>
                 <w:szCs w:val="20"/>
               </w:rPr>
-              <w:t xml:space="preserve">AI 서버와 연결해, 인식된 객체를 </w:t>
+              <w:t>AI 서버와 연결</w:t>
+            </w:r>
+            <w:r>
+              <w:rPr>
+                <w:rFonts w:asciiTheme="majorEastAsia" w:eastAsiaTheme="majorEastAsia" w:hAnsiTheme="majorEastAsia" w:hint="eastAsia"/>
+                <w:sz w:val="20"/>
+                <w:szCs w:val="20"/>
+              </w:rPr>
+              <w:t xml:space="preserve"> 후</w:t>
+            </w:r>
+            <w:r>
+              <w:rPr>
+                <w:rFonts w:asciiTheme="majorEastAsia" w:eastAsiaTheme="majorEastAsia" w:hAnsiTheme="majorEastAsia"/>
+                <w:sz w:val="20"/>
+                <w:szCs w:val="20"/>
+              </w:rPr>
+              <w:t xml:space="preserve">, 인식된 객체를 </w:t>
             </w:r>
             <w:proofErr w:type="spellStart"/>
             <w:r>
@@ -3286,7 +2145,7 @@
                 <w:sz w:val="20"/>
                 <w:szCs w:val="20"/>
               </w:rPr>
-              <w:t xml:space="preserve"> 처리할 수 있도록 한다.</w:t>
+              <w:t xml:space="preserve"> 처리.</w:t>
             </w:r>
           </w:p>
           <w:p>
@@ -3294,19 +2153,30 @@
               <w:pStyle w:val="ac"/>
               <w:spacing w:before="0" w:beforeAutospacing="0" w:after="0" w:afterAutospacing="0"/>
               <w:rPr>
-                <w:rFonts w:asciiTheme="majorEastAsia" w:eastAsiaTheme="majorEastAsia" w:hAnsiTheme="majorEastAsia" w:hint="eastAsia"/>
-                <w:sz w:val="20"/>
-                <w:szCs w:val="20"/>
-              </w:rPr>
-            </w:pPr>
-            <w:r>
-              <w:rPr>
-                <w:rFonts w:asciiTheme="majorEastAsia" w:eastAsiaTheme="majorEastAsia" w:hAnsiTheme="majorEastAsia"/>
-                <w:sz w:val="20"/>
-                <w:szCs w:val="20"/>
-              </w:rPr>
-              <w:t>Docker 등을 활용해 개발 환경을 통일한다.</w:t>
-            </w:r>
+                <w:rFonts w:asciiTheme="majorEastAsia" w:eastAsiaTheme="majorEastAsia" w:hAnsiTheme="majorEastAsia"/>
+                <w:sz w:val="20"/>
+                <w:szCs w:val="20"/>
+              </w:rPr>
+            </w:pPr>
+            <w:r>
+              <w:rPr>
+                <w:rFonts w:asciiTheme="majorEastAsia" w:eastAsiaTheme="majorEastAsia" w:hAnsiTheme="majorEastAsia"/>
+                <w:sz w:val="20"/>
+                <w:szCs w:val="20"/>
+              </w:rPr>
+              <w:t>Docker 등을 활용해 개발 환경을 통일.</w:t>
+            </w:r>
+          </w:p>
+          <w:p>
+            <w:pPr>
+              <w:pStyle w:val="ac"/>
+              <w:spacing w:before="0" w:beforeAutospacing="0" w:after="0" w:afterAutospacing="0"/>
+              <w:rPr>
+                <w:rFonts w:asciiTheme="majorEastAsia" w:eastAsiaTheme="majorEastAsia" w:hAnsiTheme="majorEastAsia" w:hint="eastAsia"/>
+                <w:sz w:val="20"/>
+                <w:szCs w:val="20"/>
+              </w:rPr>
+            </w:pPr>
           </w:p>
           <w:p>
             <w:pPr>
@@ -3324,7 +2194,6 @@
                 <w:sz w:val="20"/>
                 <w:szCs w:val="20"/>
               </w:rPr>
-              <w:lastRenderedPageBreak/>
               <w:t xml:space="preserve">4. </w:t>
             </w:r>
             <w:proofErr w:type="spellStart"/>
@@ -3368,7 +2237,55 @@
                 <w:sz w:val="20"/>
                 <w:szCs w:val="20"/>
               </w:rPr>
-              <w:t>Vue.js로 화면을 만들고, 기본적인 흐름이 돌아가는지 먼저 확인한다.</w:t>
+              <w:t>Vue.js</w:t>
+            </w:r>
+            <w:r>
+              <w:rPr>
+                <w:rFonts w:asciiTheme="majorEastAsia" w:eastAsiaTheme="majorEastAsia" w:hAnsiTheme="majorEastAsia" w:hint="eastAsia"/>
+                <w:sz w:val="20"/>
+                <w:szCs w:val="20"/>
+              </w:rPr>
+              <w:t>를 활용해</w:t>
+            </w:r>
+            <w:r>
+              <w:rPr>
+                <w:rFonts w:asciiTheme="majorEastAsia" w:eastAsiaTheme="majorEastAsia" w:hAnsiTheme="majorEastAsia"/>
+                <w:sz w:val="20"/>
+                <w:szCs w:val="20"/>
+              </w:rPr>
+              <w:t xml:space="preserve"> 화면</w:t>
+            </w:r>
+            <w:r>
+              <w:rPr>
+                <w:rFonts w:asciiTheme="majorEastAsia" w:eastAsiaTheme="majorEastAsia" w:hAnsiTheme="majorEastAsia" w:hint="eastAsia"/>
+                <w:sz w:val="20"/>
+                <w:szCs w:val="20"/>
+              </w:rPr>
+              <w:t xml:space="preserve"> 제작 및</w:t>
+            </w:r>
+            <w:r>
+              <w:rPr>
+                <w:rFonts w:asciiTheme="majorEastAsia" w:eastAsiaTheme="majorEastAsia" w:hAnsiTheme="majorEastAsia"/>
+                <w:sz w:val="20"/>
+                <w:szCs w:val="20"/>
+              </w:rPr>
+              <w:t xml:space="preserve"> </w:t>
+            </w:r>
+            <w:r>
+              <w:rPr>
+                <w:rFonts w:asciiTheme="majorEastAsia" w:eastAsiaTheme="majorEastAsia" w:hAnsiTheme="majorEastAsia" w:hint="eastAsia"/>
+                <w:sz w:val="20"/>
+                <w:szCs w:val="20"/>
+              </w:rPr>
+              <w:t>구동 테스트</w:t>
+            </w:r>
+            <w:r>
+              <w:rPr>
+                <w:rFonts w:asciiTheme="majorEastAsia" w:eastAsiaTheme="majorEastAsia" w:hAnsiTheme="majorEastAsia"/>
+                <w:sz w:val="20"/>
+                <w:szCs w:val="20"/>
+              </w:rPr>
+              <w:t>.</w:t>
             </w:r>
           </w:p>
           <w:p>
@@ -3387,7 +2304,23 @@
                 <w:sz w:val="20"/>
                 <w:szCs w:val="20"/>
               </w:rPr>
-              <w:t>카메라 촬영 기능을 붙인다.</w:t>
+              <w:t>카메라 촬영 기능</w:t>
+            </w:r>
+            <w:r>
+              <w:rPr>
+                <w:rFonts w:asciiTheme="majorEastAsia" w:eastAsiaTheme="majorEastAsia" w:hAnsiTheme="majorEastAsia" w:hint="eastAsia"/>
+                <w:sz w:val="20"/>
+                <w:szCs w:val="20"/>
+              </w:rPr>
+              <w:t xml:space="preserve"> 추가</w:t>
+            </w:r>
+            <w:r>
+              <w:rPr>
+                <w:rFonts w:asciiTheme="majorEastAsia" w:eastAsiaTheme="majorEastAsia" w:hAnsiTheme="majorEastAsia"/>
+                <w:sz w:val="20"/>
+                <w:szCs w:val="20"/>
+              </w:rPr>
+              <w:t>.</w:t>
             </w:r>
           </w:p>
           <w:p>
@@ -3395,7 +2328,7 @@
               <w:pStyle w:val="ac"/>
               <w:spacing w:before="0" w:beforeAutospacing="0" w:after="0" w:afterAutospacing="0"/>
               <w:rPr>
-                <w:rFonts w:asciiTheme="majorEastAsia" w:eastAsiaTheme="majorEastAsia" w:hAnsiTheme="majorEastAsia"/>
+                <w:rFonts w:asciiTheme="majorEastAsia" w:eastAsiaTheme="majorEastAsia" w:hAnsiTheme="majorEastAsia" w:hint="eastAsia"/>
                 <w:sz w:val="20"/>
                 <w:szCs w:val="20"/>
               </w:rPr>
@@ -3414,7 +2347,55 @@
                 <w:sz w:val="20"/>
                 <w:szCs w:val="20"/>
               </w:rPr>
-              <w:t>결과를 받아 화면에 인식된 상품 목록을 보여주는 기능을 구현한다.</w:t>
+              <w:t>결과를 받아 화면에 인식된 상품</w:t>
+            </w:r>
+            <w:r>
+              <w:rPr>
+                <w:rFonts w:asciiTheme="majorEastAsia" w:eastAsiaTheme="majorEastAsia" w:hAnsiTheme="majorEastAsia" w:hint="eastAsia"/>
+                <w:sz w:val="20"/>
+                <w:szCs w:val="20"/>
+              </w:rPr>
+              <w:t>을 자동으로</w:t>
+            </w:r>
+            <w:r>
+              <w:rPr>
+                <w:rFonts w:asciiTheme="majorEastAsia" w:eastAsiaTheme="majorEastAsia" w:hAnsiTheme="majorEastAsia"/>
+                <w:sz w:val="20"/>
+                <w:szCs w:val="20"/>
+              </w:rPr>
+              <w:t xml:space="preserve"> 목록</w:t>
+            </w:r>
+            <w:r>
+              <w:rPr>
+                <w:rFonts w:asciiTheme="majorEastAsia" w:eastAsiaTheme="majorEastAsia" w:hAnsiTheme="majorEastAsia" w:hint="eastAsia"/>
+                <w:sz w:val="20"/>
+                <w:szCs w:val="20"/>
+              </w:rPr>
+              <w:t>에</w:t>
+            </w:r>
+            <w:r>
+              <w:rPr>
+                <w:rFonts w:asciiTheme="majorEastAsia" w:eastAsiaTheme="majorEastAsia" w:hAnsiTheme="majorEastAsia"/>
+                <w:sz w:val="20"/>
+                <w:szCs w:val="20"/>
+              </w:rPr>
+              <w:t xml:space="preserve"> </w:t>
+            </w:r>
+            <w:r>
+              <w:rPr>
+                <w:rFonts w:asciiTheme="majorEastAsia" w:eastAsiaTheme="majorEastAsia" w:hAnsiTheme="majorEastAsia" w:hint="eastAsia"/>
+                <w:sz w:val="20"/>
+                <w:szCs w:val="20"/>
+              </w:rPr>
+              <w:t xml:space="preserve">추가되는 </w:t>
+            </w:r>
+            <w:r>
+              <w:rPr>
+                <w:rFonts w:asciiTheme="majorEastAsia" w:eastAsiaTheme="majorEastAsia" w:hAnsiTheme="majorEastAsia"/>
+                <w:sz w:val="20"/>
+                <w:szCs w:val="20"/>
+              </w:rPr>
+              <w:t>기능 구현.</w:t>
             </w:r>
           </w:p>
           <w:p>
@@ -3422,11 +2403,13 @@
               <w:pStyle w:val="ac"/>
               <w:spacing w:before="0" w:beforeAutospacing="0" w:after="0" w:afterAutospacing="0"/>
               <w:rPr>
-                <w:rFonts w:asciiTheme="majorEastAsia" w:eastAsiaTheme="majorEastAsia" w:hAnsiTheme="majorEastAsia" w:hint="eastAsia"/>
-                <w:sz w:val="20"/>
-                <w:szCs w:val="20"/>
-              </w:rPr>
-            </w:pPr>
+                <w:rFonts w:asciiTheme="majorEastAsia" w:eastAsiaTheme="majorEastAsia" w:hAnsiTheme="majorEastAsia"/>
+                <w:sz w:val="20"/>
+                <w:szCs w:val="20"/>
+              </w:rPr>
+            </w:pPr>
+            <w:bookmarkStart w:id="1" w:name="_GoBack"/>
+            <w:bookmarkEnd w:id="1"/>
           </w:p>
           <w:p>
             <w:pPr>
@@ -3501,16 +2484,40 @@
                 <w:sz w:val="20"/>
                 <w:szCs w:val="20"/>
               </w:rPr>
-              <w:t>프론트엔드가</w:t>
+              <w:t>프론트엔드</w:t>
             </w:r>
             <w:proofErr w:type="spellEnd"/>
             <w:r>
               <w:rPr>
-                <w:rFonts w:asciiTheme="majorEastAsia" w:eastAsiaTheme="majorEastAsia" w:hAnsiTheme="majorEastAsia"/>
-                <w:sz w:val="20"/>
-                <w:szCs w:val="20"/>
-              </w:rPr>
-              <w:t xml:space="preserve"> 한 번에 연결되는지를 테스트한다.</w:t>
+                <w:rFonts w:asciiTheme="majorEastAsia" w:eastAsiaTheme="majorEastAsia" w:hAnsiTheme="majorEastAsia" w:hint="eastAsia"/>
+                <w:sz w:val="20"/>
+                <w:szCs w:val="20"/>
+              </w:rPr>
+              <w:t xml:space="preserve"> </w:t>
+            </w:r>
+            <w:r>
+              <w:rPr>
+                <w:rFonts w:asciiTheme="majorEastAsia" w:eastAsiaTheme="majorEastAsia" w:hAnsiTheme="majorEastAsia"/>
+                <w:sz w:val="20"/>
+                <w:szCs w:val="20"/>
+              </w:rPr>
+              <w:t>연결되는</w:t>
+            </w:r>
+            <w:r>
+              <w:rPr>
+                <w:rFonts w:asciiTheme="majorEastAsia" w:eastAsiaTheme="majorEastAsia" w:hAnsiTheme="majorEastAsia" w:hint="eastAsia"/>
+                <w:sz w:val="20"/>
+                <w:szCs w:val="20"/>
+              </w:rPr>
+              <w:t xml:space="preserve"> </w:t>
+            </w:r>
+            <w:r>
+              <w:rPr>
+                <w:rFonts w:asciiTheme="majorEastAsia" w:eastAsiaTheme="majorEastAsia" w:hAnsiTheme="majorEastAsia"/>
+                <w:sz w:val="20"/>
+                <w:szCs w:val="20"/>
+              </w:rPr>
+              <w:t>지 테스트.</w:t>
             </w:r>
           </w:p>
           <w:p>
@@ -3518,7 +2525,7 @@
               <w:pStyle w:val="ac"/>
               <w:spacing w:before="0" w:beforeAutospacing="0" w:after="0" w:afterAutospacing="0"/>
               <w:rPr>
-                <w:rFonts w:asciiTheme="majorEastAsia" w:eastAsiaTheme="majorEastAsia" w:hAnsiTheme="majorEastAsia"/>
+                <w:rFonts w:asciiTheme="majorEastAsia" w:eastAsiaTheme="majorEastAsia" w:hAnsiTheme="majorEastAsia" w:hint="eastAsia"/>
                 <w:sz w:val="20"/>
                 <w:szCs w:val="20"/>
               </w:rPr>
@@ -3545,7 +2552,15 @@
                 <w:sz w:val="20"/>
                 <w:szCs w:val="20"/>
               </w:rPr>
-              <w:t>에 담기는 흐름을 반복적으로 점검한다.</w:t>
+              <w:t>에 담기는 흐름을 반복</w:t>
+            </w:r>
+            <w:r>
+              <w:rPr>
+                <w:rFonts w:asciiTheme="majorEastAsia" w:eastAsiaTheme="majorEastAsia" w:hAnsiTheme="majorEastAsia" w:hint="eastAsia"/>
+                <w:sz w:val="20"/>
+                <w:szCs w:val="20"/>
+              </w:rPr>
+              <w:t>적 점검.</w:t>
             </w:r>
           </w:p>
           <w:p>
@@ -3553,7 +2568,7 @@
               <w:pStyle w:val="ac"/>
               <w:spacing w:before="0" w:beforeAutospacing="0" w:after="0" w:afterAutospacing="0"/>
               <w:rPr>
-                <w:rFonts w:asciiTheme="majorEastAsia" w:eastAsiaTheme="majorEastAsia" w:hAnsiTheme="majorEastAsia"/>
+                <w:rFonts w:asciiTheme="majorEastAsia" w:eastAsiaTheme="majorEastAsia" w:hAnsiTheme="majorEastAsia" w:hint="eastAsia"/>
                 <w:sz w:val="20"/>
                 <w:szCs w:val="20"/>
               </w:rPr>
@@ -3576,11 +2591,27 @@
             </w:r>
             <w:r>
               <w:rPr>
-                <w:rFonts w:asciiTheme="majorEastAsia" w:eastAsiaTheme="majorEastAsia" w:hAnsiTheme="majorEastAsia"/>
-                <w:sz w:val="20"/>
-                <w:szCs w:val="20"/>
-              </w:rPr>
-              <w:t>로 원인을 찾아 수정한다.</w:t>
+                <w:rFonts w:asciiTheme="majorEastAsia" w:eastAsiaTheme="majorEastAsia" w:hAnsiTheme="majorEastAsia" w:hint="eastAsia"/>
+                <w:sz w:val="20"/>
+                <w:szCs w:val="20"/>
+              </w:rPr>
+              <w:t>를 활용해</w:t>
+            </w:r>
+            <w:r>
+              <w:rPr>
+                <w:rFonts w:asciiTheme="majorEastAsia" w:eastAsiaTheme="majorEastAsia" w:hAnsiTheme="majorEastAsia"/>
+                <w:sz w:val="20"/>
+                <w:szCs w:val="20"/>
+              </w:rPr>
+              <w:t xml:space="preserve"> 원인</w:t>
+            </w:r>
+            <w:r>
+              <w:rPr>
+                <w:rFonts w:asciiTheme="majorEastAsia" w:eastAsiaTheme="majorEastAsia" w:hAnsiTheme="majorEastAsia" w:hint="eastAsia"/>
+                <w:sz w:val="20"/>
+                <w:szCs w:val="20"/>
+              </w:rPr>
+              <w:t xml:space="preserve"> 파악 및 수정.</w:t>
             </w:r>
           </w:p>
           <w:p>
@@ -3588,7 +2619,7 @@
               <w:pStyle w:val="ac"/>
               <w:spacing w:before="0" w:beforeAutospacing="0" w:after="0" w:afterAutospacing="0"/>
               <w:rPr>
-                <w:rFonts w:asciiTheme="majorEastAsia" w:eastAsiaTheme="majorEastAsia" w:hAnsiTheme="majorEastAsia" w:hint="eastAsia"/>
+                <w:rFonts w:asciiTheme="majorEastAsia" w:eastAsiaTheme="majorEastAsia" w:hAnsiTheme="majorEastAsia"/>
                 <w:sz w:val="20"/>
                 <w:szCs w:val="20"/>
               </w:rPr>
@@ -3648,7 +2679,39 @@
                 <w:sz w:val="20"/>
                 <w:szCs w:val="20"/>
               </w:rPr>
-              <w:t xml:space="preserve"> EC2에 Docker로 올려서 실제 인터넷 환경에서도 잘 돌아가는지 확인한다.</w:t>
+              <w:t xml:space="preserve"> EC2에 Docker</w:t>
+            </w:r>
+            <w:r>
+              <w:rPr>
+                <w:rFonts w:asciiTheme="majorEastAsia" w:eastAsiaTheme="majorEastAsia" w:hAnsiTheme="majorEastAsia" w:hint="eastAsia"/>
+                <w:sz w:val="20"/>
+                <w:szCs w:val="20"/>
+              </w:rPr>
+              <w:t>로 배포하여</w:t>
+            </w:r>
+            <w:r>
+              <w:rPr>
+                <w:rFonts w:asciiTheme="majorEastAsia" w:eastAsiaTheme="majorEastAsia" w:hAnsiTheme="majorEastAsia"/>
+                <w:sz w:val="20"/>
+                <w:szCs w:val="20"/>
+              </w:rPr>
+              <w:t xml:space="preserve"> 실제 인터넷 환경에서</w:t>
+            </w:r>
+            <w:r>
+              <w:rPr>
+                <w:rFonts w:asciiTheme="majorEastAsia" w:eastAsiaTheme="majorEastAsia" w:hAnsiTheme="majorEastAsia" w:hint="eastAsia"/>
+                <w:sz w:val="20"/>
+                <w:szCs w:val="20"/>
+              </w:rPr>
+              <w:t xml:space="preserve"> 작동 테스트</w:t>
+            </w:r>
+            <w:r>
+              <w:rPr>
+                <w:rFonts w:asciiTheme="majorEastAsia" w:eastAsiaTheme="majorEastAsia" w:hAnsiTheme="majorEastAsia"/>
+                <w:sz w:val="20"/>
+                <w:szCs w:val="20"/>
+              </w:rPr>
+              <w:t>.</w:t>
             </w:r>
           </w:p>
           <w:p>
@@ -3667,7 +2730,104 @@
                 <w:sz w:val="20"/>
                 <w:szCs w:val="20"/>
               </w:rPr>
-              <w:t>DB는 RDS를 사용해 따로 관리하도록 하고,</w:t>
+              <w:lastRenderedPageBreak/>
+              <w:t>DB는 RDS를 사용해 따로 관리</w:t>
+            </w:r>
+            <w:r>
+              <w:rPr>
+                <w:rFonts w:asciiTheme="majorEastAsia" w:eastAsiaTheme="majorEastAsia" w:hAnsiTheme="majorEastAsia" w:hint="eastAsia"/>
+                <w:sz w:val="20"/>
+                <w:szCs w:val="20"/>
+              </w:rPr>
+              <w:t xml:space="preserve"> 및</w:t>
+            </w:r>
+            <w:r>
+              <w:rPr>
+                <w:rFonts w:asciiTheme="majorEastAsia" w:eastAsiaTheme="majorEastAsia" w:hAnsiTheme="majorEastAsia"/>
+                <w:sz w:val="20"/>
+                <w:szCs w:val="20"/>
+              </w:rPr>
+              <w:t xml:space="preserve"> </w:t>
+            </w:r>
+            <w:r>
+              <w:rPr>
+                <w:rFonts w:asciiTheme="majorEastAsia" w:eastAsiaTheme="majorEastAsia" w:hAnsiTheme="majorEastAsia" w:hint="eastAsia"/>
+                <w:sz w:val="20"/>
+                <w:szCs w:val="20"/>
+              </w:rPr>
+              <w:t>이미지나</w:t>
+            </w:r>
+            <w:r>
+              <w:rPr>
+                <w:rFonts w:asciiTheme="majorEastAsia" w:eastAsiaTheme="majorEastAsia" w:hAnsiTheme="majorEastAsia"/>
+                <w:sz w:val="20"/>
+                <w:szCs w:val="20"/>
+              </w:rPr>
+              <w:t xml:space="preserve"> 파일이 필요하면 S3에 저장.</w:t>
+            </w:r>
+          </w:p>
+          <w:p>
+            <w:pPr>
+              <w:spacing w:after="0"/>
+              <w:rPr>
+                <w:rFonts w:asciiTheme="majorEastAsia" w:eastAsiaTheme="majorEastAsia" w:hAnsiTheme="majorEastAsia" w:hint="eastAsia"/>
+              </w:rPr>
+            </w:pPr>
+            <w:r>
+              <w:rPr>
+                <w:rFonts w:asciiTheme="majorEastAsia" w:eastAsiaTheme="majorEastAsia" w:hAnsiTheme="majorEastAsia" w:hint="eastAsia"/>
+              </w:rPr>
+              <w:t>모든</w:t>
+            </w:r>
+            <w:r>
+              <w:rPr>
+                <w:rFonts w:asciiTheme="majorEastAsia" w:eastAsiaTheme="majorEastAsia" w:hAnsiTheme="majorEastAsia"/>
+              </w:rPr>
+              <w:t xml:space="preserve"> 팀원이 같은 서버 주소로 접속해 테스트할 수 있도록 배포 후 점검</w:t>
+            </w:r>
+            <w:r>
+              <w:rPr>
+                <w:rFonts w:asciiTheme="majorEastAsia" w:eastAsiaTheme="majorEastAsia" w:hAnsiTheme="majorEastAsia" w:hint="eastAsia"/>
+              </w:rPr>
+              <w:t>.</w:t>
+            </w:r>
+          </w:p>
+          <w:p>
+            <w:pPr>
+              <w:spacing w:after="0"/>
+              <w:rPr>
+                <w:rFonts w:asciiTheme="majorEastAsia" w:eastAsiaTheme="majorEastAsia" w:hAnsiTheme="majorEastAsia"/>
+              </w:rPr>
+            </w:pPr>
+          </w:p>
+          <w:p>
+            <w:pPr>
+              <w:pStyle w:val="2"/>
+              <w:spacing w:before="0" w:after="0"/>
+              <w:rPr>
+                <w:rFonts w:asciiTheme="majorEastAsia" w:eastAsiaTheme="majorEastAsia" w:hAnsiTheme="majorEastAsia"/>
+                <w:sz w:val="20"/>
+                <w:szCs w:val="20"/>
+              </w:rPr>
+            </w:pPr>
+            <w:r>
+              <w:rPr>
+                <w:rFonts w:asciiTheme="majorEastAsia" w:eastAsiaTheme="majorEastAsia" w:hAnsiTheme="majorEastAsia"/>
+                <w:sz w:val="20"/>
+                <w:szCs w:val="20"/>
+              </w:rPr>
+              <w:t xml:space="preserve">7. </w:t>
+            </w:r>
+            <w:r>
+              <w:rPr>
+                <w:rStyle w:val="ab"/>
+                <w:rFonts w:asciiTheme="majorEastAsia" w:eastAsiaTheme="majorEastAsia" w:hAnsiTheme="majorEastAsia"/>
+                <w:b/>
+                <w:bCs w:val="0"/>
+                <w:sz w:val="20"/>
+                <w:szCs w:val="20"/>
+              </w:rPr>
+              <w:t>보완 및 기능 개선</w:t>
             </w:r>
           </w:p>
           <w:p>
@@ -3675,84 +2835,34 @@
               <w:pStyle w:val="ac"/>
               <w:spacing w:before="0" w:beforeAutospacing="0" w:after="0" w:afterAutospacing="0"/>
               <w:rPr>
-                <w:rFonts w:asciiTheme="majorEastAsia" w:eastAsiaTheme="majorEastAsia" w:hAnsiTheme="majorEastAsia"/>
-                <w:sz w:val="20"/>
-                <w:szCs w:val="20"/>
-              </w:rPr>
-            </w:pPr>
-            <w:r>
-              <w:rPr>
-                <w:rFonts w:asciiTheme="majorEastAsia" w:eastAsiaTheme="majorEastAsia" w:hAnsiTheme="majorEastAsia" w:hint="eastAsia"/>
-                <w:sz w:val="20"/>
-                <w:szCs w:val="20"/>
-              </w:rPr>
-              <w:t>이미지나</w:t>
-            </w:r>
-            <w:r>
-              <w:rPr>
-                <w:rFonts w:asciiTheme="majorEastAsia" w:eastAsiaTheme="majorEastAsia" w:hAnsiTheme="majorEastAsia"/>
-                <w:sz w:val="20"/>
-                <w:szCs w:val="20"/>
-              </w:rPr>
-              <w:t xml:space="preserve"> 파일이 필요하면 S3에 저장한다.</w:t>
-            </w:r>
-          </w:p>
-          <w:p>
-            <w:pPr>
-              <w:spacing w:after="0"/>
-              <w:rPr>
-                <w:rFonts w:asciiTheme="majorEastAsia" w:eastAsiaTheme="majorEastAsia" w:hAnsiTheme="majorEastAsia"/>
-              </w:rPr>
-            </w:pPr>
-            <w:r>
-              <w:rPr>
-                <w:rFonts w:asciiTheme="majorEastAsia" w:eastAsiaTheme="majorEastAsia" w:hAnsiTheme="majorEastAsia" w:hint="eastAsia"/>
-              </w:rPr>
-              <w:t>모든</w:t>
-            </w:r>
-            <w:r>
-              <w:rPr>
-                <w:rFonts w:asciiTheme="majorEastAsia" w:eastAsiaTheme="majorEastAsia" w:hAnsiTheme="majorEastAsia"/>
-              </w:rPr>
-              <w:t xml:space="preserve"> 팀원이 같은 서버 주소로 접속해 테스트할 수 있도록 배포 후 점검한다.</w:t>
-            </w:r>
-          </w:p>
-          <w:p>
-            <w:pPr>
-              <w:spacing w:after="0"/>
-              <w:rPr>
-                <w:rFonts w:asciiTheme="majorEastAsia" w:eastAsiaTheme="majorEastAsia" w:hAnsiTheme="majorEastAsia" w:hint="eastAsia"/>
-              </w:rPr>
-            </w:pPr>
-          </w:p>
-          <w:p>
-            <w:pPr>
-              <w:pStyle w:val="2"/>
-              <w:spacing w:before="0" w:after="0"/>
-              <w:rPr>
-                <w:rFonts w:asciiTheme="majorEastAsia" w:eastAsiaTheme="majorEastAsia" w:hAnsiTheme="majorEastAsia"/>
-                <w:sz w:val="20"/>
-                <w:szCs w:val="20"/>
-              </w:rPr>
-            </w:pPr>
-            <w:r>
-              <w:rPr>
-                <w:rFonts w:asciiTheme="majorEastAsia" w:eastAsiaTheme="majorEastAsia" w:hAnsiTheme="majorEastAsia"/>
-                <w:sz w:val="20"/>
-                <w:szCs w:val="20"/>
-              </w:rPr>
-              <w:t xml:space="preserve">7. </w:t>
-            </w:r>
-            <w:r>
-              <w:rPr>
-                <w:rStyle w:val="ab"/>
-                <w:rFonts w:asciiTheme="majorEastAsia" w:eastAsiaTheme="majorEastAsia" w:hAnsiTheme="majorEastAsia"/>
-                <w:b/>
-                <w:bCs w:val="0"/>
-                <w:sz w:val="20"/>
-                <w:szCs w:val="20"/>
-              </w:rPr>
-              <w:t>보완 및 기능 개선</w:t>
+                <w:rFonts w:asciiTheme="majorEastAsia" w:eastAsiaTheme="majorEastAsia" w:hAnsiTheme="majorEastAsia" w:hint="eastAsia"/>
+                <w:sz w:val="20"/>
+                <w:szCs w:val="20"/>
+              </w:rPr>
+            </w:pPr>
+            <w:r>
+              <w:rPr>
+                <w:rFonts w:asciiTheme="majorEastAsia" w:eastAsiaTheme="majorEastAsia" w:hAnsiTheme="majorEastAsia"/>
+                <w:sz w:val="20"/>
+                <w:szCs w:val="20"/>
+              </w:rPr>
+              <w:t xml:space="preserve">AI 인식이 잘 안 되는 상품은 데이터를 추가해 모델을 </w:t>
+            </w:r>
+            <w:r>
+              <w:rPr>
+                <w:rFonts w:asciiTheme="majorEastAsia" w:eastAsiaTheme="majorEastAsia" w:hAnsiTheme="majorEastAsia" w:hint="eastAsia"/>
+                <w:sz w:val="20"/>
+                <w:szCs w:val="20"/>
+              </w:rPr>
+              <w:t>재</w:t>
+            </w:r>
+            <w:r>
+              <w:rPr>
+                <w:rFonts w:asciiTheme="majorEastAsia" w:eastAsiaTheme="majorEastAsia" w:hAnsiTheme="majorEastAsia"/>
+                <w:sz w:val="20"/>
+                <w:szCs w:val="20"/>
+              </w:rPr>
+              <w:t xml:space="preserve"> 학습</w:t>
             </w:r>
           </w:p>
           <w:p>
@@ -3765,13 +2875,23 @@
                 <w:szCs w:val="20"/>
               </w:rPr>
             </w:pPr>
-            <w:r>
-              <w:rPr>
-                <w:rFonts w:asciiTheme="majorEastAsia" w:eastAsiaTheme="majorEastAsia" w:hAnsiTheme="majorEastAsia"/>
-                <w:sz w:val="20"/>
-                <w:szCs w:val="20"/>
-              </w:rPr>
-              <w:t>AI 인식이 잘 안 되는 상품은 데이터를 추가해 모델을 다시 학습한다.</w:t>
+            <w:proofErr w:type="spellStart"/>
+            <w:r>
+              <w:rPr>
+                <w:rFonts w:asciiTheme="majorEastAsia" w:eastAsiaTheme="majorEastAsia" w:hAnsiTheme="majorEastAsia" w:hint="eastAsia"/>
+                <w:sz w:val="20"/>
+                <w:szCs w:val="20"/>
+              </w:rPr>
+              <w:t>백엔드·프론트에서</w:t>
+            </w:r>
+            <w:proofErr w:type="spellEnd"/>
+            <w:r>
+              <w:rPr>
+                <w:rFonts w:asciiTheme="majorEastAsia" w:eastAsiaTheme="majorEastAsia" w:hAnsiTheme="majorEastAsia"/>
+                <w:sz w:val="20"/>
+                <w:szCs w:val="20"/>
+              </w:rPr>
+              <w:t xml:space="preserve"> 발견된 오류를 수정하고 속도 개선.</w:t>
             </w:r>
           </w:p>
           <w:p>
@@ -3784,23 +2904,29 @@
                 <w:szCs w:val="20"/>
               </w:rPr>
             </w:pPr>
-            <w:proofErr w:type="spellStart"/>
-            <w:r>
-              <w:rPr>
-                <w:rFonts w:asciiTheme="majorEastAsia" w:eastAsiaTheme="majorEastAsia" w:hAnsiTheme="majorEastAsia" w:hint="eastAsia"/>
-                <w:sz w:val="20"/>
-                <w:szCs w:val="20"/>
-              </w:rPr>
-              <w:t>백엔드·프론트에서</w:t>
-            </w:r>
-            <w:proofErr w:type="spellEnd"/>
-            <w:r>
-              <w:rPr>
-                <w:rFonts w:asciiTheme="majorEastAsia" w:eastAsiaTheme="majorEastAsia" w:hAnsiTheme="majorEastAsia"/>
-                <w:sz w:val="20"/>
-                <w:szCs w:val="20"/>
-              </w:rPr>
-              <w:t xml:space="preserve"> 발견된 오류를 수정하고 속도를 개선한다.</w:t>
+            <w:r>
+              <w:rPr>
+                <w:rFonts w:asciiTheme="majorEastAsia" w:eastAsiaTheme="majorEastAsia" w:hAnsiTheme="majorEastAsia"/>
+                <w:sz w:val="20"/>
+                <w:szCs w:val="20"/>
+              </w:rPr>
+              <w:t>UI</w:t>
+            </w:r>
+            <w:r>
+              <w:rPr>
+                <w:rFonts w:asciiTheme="majorEastAsia" w:eastAsiaTheme="majorEastAsia" w:hAnsiTheme="majorEastAsia" w:hint="eastAsia"/>
+                <w:sz w:val="20"/>
+                <w:szCs w:val="20"/>
+              </w:rPr>
+              <w:t>고도화를 통한 사용자 편의성 검토</w:t>
+            </w:r>
+            <w:r>
+              <w:rPr>
+                <w:rFonts w:asciiTheme="majorEastAsia" w:eastAsiaTheme="majorEastAsia" w:hAnsiTheme="majorEastAsia"/>
+                <w:sz w:val="20"/>
+                <w:szCs w:val="20"/>
+              </w:rPr>
+              <w:t>,</w:t>
             </w:r>
           </w:p>
           <w:p>
@@ -3819,26 +2945,23 @@
                 <w:sz w:val="20"/>
                 <w:szCs w:val="20"/>
               </w:rPr>
-              <w:t>UI를 다듬어 사용하기 편하게 만들고,</w:t>
-            </w:r>
-          </w:p>
-          <w:p>
-            <w:pPr>
-              <w:pStyle w:val="ac"/>
-              <w:spacing w:before="0" w:beforeAutospacing="0" w:after="0" w:afterAutospacing="0"/>
-              <w:rPr>
-                <w:rFonts w:asciiTheme="majorEastAsia" w:eastAsiaTheme="majorEastAsia" w:hAnsiTheme="majorEastAsia" w:hint="eastAsia"/>
-                <w:sz w:val="20"/>
-                <w:szCs w:val="20"/>
-              </w:rPr>
-            </w:pPr>
-            <w:r>
-              <w:rPr>
-                <w:rFonts w:asciiTheme="majorEastAsia" w:eastAsiaTheme="majorEastAsia" w:hAnsiTheme="majorEastAsia"/>
-                <w:sz w:val="20"/>
-                <w:szCs w:val="20"/>
-              </w:rPr>
-              <w:t>AWS 서버와 Docker 환경도 필요에 따라 업데이트하며 전체 안정성을 높인다.</w:t>
+              <w:t>AWS 서버와 Docker 환경도 필요에 따라 업데이트하며 전체 안정성</w:t>
+            </w:r>
+            <w:r>
+              <w:rPr>
+                <w:rFonts w:asciiTheme="majorEastAsia" w:eastAsiaTheme="majorEastAsia" w:hAnsiTheme="majorEastAsia" w:hint="eastAsia"/>
+                <w:sz w:val="20"/>
+                <w:szCs w:val="20"/>
+              </w:rPr>
+              <w:t xml:space="preserve"> 향상 추구</w:t>
+            </w:r>
+            <w:r>
+              <w:rPr>
+                <w:rFonts w:asciiTheme="majorEastAsia" w:eastAsiaTheme="majorEastAsia" w:hAnsiTheme="majorEastAsia"/>
+                <w:sz w:val="20"/>
+                <w:szCs w:val="20"/>
+              </w:rPr>
+              <w:t>.</w:t>
             </w:r>
           </w:p>
         </w:tc>
@@ -3908,14 +3031,7 @@
         <w:rFonts w:hint="eastAsia"/>
         <w:color w:val="000000"/>
       </w:rPr>
-      <w:t>한국</w:t>
-    </w:r>
-    <w:r>
-      <w:rPr>
-        <w:rFonts w:hint="eastAsia"/>
-        <w:color w:val="000000"/>
-      </w:rPr>
-      <w:t>I</w:t>
+      <w:t>한국I</w:t>
     </w:r>
     <w:r>
       <w:rPr>
@@ -3973,6 +3089,230 @@
 <file path=word/numbering.xml><?xml version="1.0" encoding="utf-8"?>
 <w:numbering xmlns:wpc="http://schemas.microsoft.com/office/word/2010/wordprocessingCanvas" xmlns:cx="http://schemas.microsoft.com/office/drawing/2014/chartex" xmlns:cx1="http://schemas.microsoft.com/office/drawing/2015/9/8/chartex" xmlns:cx2="http://schemas.microsoft.com/office/drawing/2015/10/21/chartex" xmlns:cx3="http://schemas.microsoft.com/office/drawing/2016/5/9/chartex" xmlns:cx4="http://schemas.microsoft.com/office/drawing/2016/5/10/chartex" xmlns:cx5="http://schemas.microsoft.com/office/drawing/2016/5/11/chartex" xmlns:cx6="http://schemas.microsoft.com/office/drawing/2016/5/12/chartex" xmlns:cx7="http://schemas.microsoft.com/office/drawing/2016/5/13/chartex" xmlns:cx8="http://schemas.microsoft.com/office/drawing/2016/5/14/chartex" xmlns:mc="http://schemas.openxmlformats.org/markup-compatibility/2006" xmlns:aink="http://schemas.microsoft.com/office/drawing/2016/ink" xmlns:am3d="http://schemas.microsoft.com/office/drawing/2017/model3d" xmlns:o="urn:schemas-microsoft-com:office:office" xmlns:r="http://schemas.openxmlformats.org/officeDocument/2006/relationships" xmlns:m="http://schemas.openxmlformats.org/officeDocument/2006/math" xmlns:v="urn:schemas-microsoft-com:vml" xmlns:wp14="http://schemas.microsoft.com/office/word/2010/wordprocessingDrawing" xmlns:wp="http://schemas.openxmlformats.org/drawingml/2006/wordprocessingDrawing" xmlns:w10="urn:schemas-microsoft-com:office:word" xmlns:w="http://schemas.openxmlformats.org/wordprocessingml/2006/main" xmlns:w14="http://schemas.microsoft.com/office/word/2010/wordml" xmlns:w15="http://schemas.microsoft.com/office/word/2012/wordml" xmlns:w16cid="http://schemas.microsoft.com/office/word/2016/wordml/cid" xmlns:w16se="http://schemas.microsoft.com/office/word/2015/wordml/symex" xmlns:wpg="http://schemas.microsoft.com/office/word/2010/wordprocessingGroup" xmlns:wpi="http://schemas.microsoft.com/office/word/2010/wordprocessingInk" xmlns:wne="http://schemas.microsoft.com/office/word/2006/wordml" xmlns:wps="http://schemas.microsoft.com/office/word/2010/wordprocessingShape" mc:Ignorable="w14 w15 w16se w16cid wp14">
   <w:abstractNum w:abstractNumId="0" w15:restartNumberingAfterBreak="0">
+    <w:nsid w:val="0BCA01CC"/>
+    <w:multiLevelType w:val="hybridMultilevel"/>
+    <w:tmpl w:val="56B833A4"/>
+    <w:lvl w:ilvl="0" w:tplc="E8A6C224">
+      <w:numFmt w:val="bullet"/>
+      <w:lvlText w:val="-"/>
+      <w:lvlJc w:val="left"/>
+      <w:pPr>
+        <w:ind w:left="760" w:hanging="360"/>
+      </w:pPr>
+      <w:rPr>
+        <w:rFonts w:ascii="맑은 고딕" w:eastAsia="맑은 고딕" w:hAnsi="맑은 고딕" w:cs="맑은 고딕" w:hint="eastAsia"/>
+      </w:rPr>
+    </w:lvl>
+    <w:lvl w:ilvl="1" w:tplc="04090003" w:tentative="1">
+      <w:start w:val="1"/>
+      <w:numFmt w:val="bullet"/>
+      <w:lvlText w:val=""/>
+      <w:lvlJc w:val="left"/>
+      <w:pPr>
+        <w:ind w:left="1200" w:hanging="400"/>
+      </w:pPr>
+      <w:rPr>
+        <w:rFonts w:ascii="Wingdings" w:hAnsi="Wingdings" w:hint="default"/>
+      </w:rPr>
+    </w:lvl>
+    <w:lvl w:ilvl="2" w:tplc="04090005" w:tentative="1">
+      <w:start w:val="1"/>
+      <w:numFmt w:val="bullet"/>
+      <w:lvlText w:val=""/>
+      <w:lvlJc w:val="left"/>
+      <w:pPr>
+        <w:ind w:left="1600" w:hanging="400"/>
+      </w:pPr>
+      <w:rPr>
+        <w:rFonts w:ascii="Wingdings" w:hAnsi="Wingdings" w:hint="default"/>
+      </w:rPr>
+    </w:lvl>
+    <w:lvl w:ilvl="3" w:tplc="04090001" w:tentative="1">
+      <w:start w:val="1"/>
+      <w:numFmt w:val="bullet"/>
+      <w:lvlText w:val=""/>
+      <w:lvlJc w:val="left"/>
+      <w:pPr>
+        <w:ind w:left="2000" w:hanging="400"/>
+      </w:pPr>
+      <w:rPr>
+        <w:rFonts w:ascii="Wingdings" w:hAnsi="Wingdings" w:hint="default"/>
+      </w:rPr>
+    </w:lvl>
+    <w:lvl w:ilvl="4" w:tplc="04090003" w:tentative="1">
+      <w:start w:val="1"/>
+      <w:numFmt w:val="bullet"/>
+      <w:lvlText w:val=""/>
+      <w:lvlJc w:val="left"/>
+      <w:pPr>
+        <w:ind w:left="2400" w:hanging="400"/>
+      </w:pPr>
+      <w:rPr>
+        <w:rFonts w:ascii="Wingdings" w:hAnsi="Wingdings" w:hint="default"/>
+      </w:rPr>
+    </w:lvl>
+    <w:lvl w:ilvl="5" w:tplc="04090005" w:tentative="1">
+      <w:start w:val="1"/>
+      <w:numFmt w:val="bullet"/>
+      <w:lvlText w:val=""/>
+      <w:lvlJc w:val="left"/>
+      <w:pPr>
+        <w:ind w:left="2800" w:hanging="400"/>
+      </w:pPr>
+      <w:rPr>
+        <w:rFonts w:ascii="Wingdings" w:hAnsi="Wingdings" w:hint="default"/>
+      </w:rPr>
+    </w:lvl>
+    <w:lvl w:ilvl="6" w:tplc="04090001" w:tentative="1">
+      <w:start w:val="1"/>
+      <w:numFmt w:val="bullet"/>
+      <w:lvlText w:val=""/>
+      <w:lvlJc w:val="left"/>
+      <w:pPr>
+        <w:ind w:left="3200" w:hanging="400"/>
+      </w:pPr>
+      <w:rPr>
+        <w:rFonts w:ascii="Wingdings" w:hAnsi="Wingdings" w:hint="default"/>
+      </w:rPr>
+    </w:lvl>
+    <w:lvl w:ilvl="7" w:tplc="04090003" w:tentative="1">
+      <w:start w:val="1"/>
+      <w:numFmt w:val="bullet"/>
+      <w:lvlText w:val=""/>
+      <w:lvlJc w:val="left"/>
+      <w:pPr>
+        <w:ind w:left="3600" w:hanging="400"/>
+      </w:pPr>
+      <w:rPr>
+        <w:rFonts w:ascii="Wingdings" w:hAnsi="Wingdings" w:hint="default"/>
+      </w:rPr>
+    </w:lvl>
+    <w:lvl w:ilvl="8" w:tplc="04090005" w:tentative="1">
+      <w:start w:val="1"/>
+      <w:numFmt w:val="bullet"/>
+      <w:lvlText w:val=""/>
+      <w:lvlJc w:val="left"/>
+      <w:pPr>
+        <w:ind w:left="4000" w:hanging="400"/>
+      </w:pPr>
+      <w:rPr>
+        <w:rFonts w:ascii="Wingdings" w:hAnsi="Wingdings" w:hint="default"/>
+      </w:rPr>
+    </w:lvl>
+  </w:abstractNum>
+  <w:abstractNum w:abstractNumId="1" w15:restartNumberingAfterBreak="0">
+    <w:nsid w:val="0D301EF2"/>
+    <w:multiLevelType w:val="hybridMultilevel"/>
+    <w:tmpl w:val="CFD6F932"/>
+    <w:lvl w:ilvl="0" w:tplc="476EC292">
+      <w:numFmt w:val="bullet"/>
+      <w:lvlText w:val="※"/>
+      <w:lvlJc w:val="left"/>
+      <w:pPr>
+        <w:ind w:left="760" w:hanging="360"/>
+      </w:pPr>
+      <w:rPr>
+        <w:rFonts w:ascii="맑은 고딕" w:eastAsia="맑은 고딕" w:hAnsi="맑은 고딕" w:cs="맑은 고딕" w:hint="eastAsia"/>
+      </w:rPr>
+    </w:lvl>
+    <w:lvl w:ilvl="1" w:tplc="04090003" w:tentative="1">
+      <w:start w:val="1"/>
+      <w:numFmt w:val="bullet"/>
+      <w:lvlText w:val=""/>
+      <w:lvlJc w:val="left"/>
+      <w:pPr>
+        <w:ind w:left="1200" w:hanging="400"/>
+      </w:pPr>
+      <w:rPr>
+        <w:rFonts w:ascii="Wingdings" w:hAnsi="Wingdings" w:hint="default"/>
+      </w:rPr>
+    </w:lvl>
+    <w:lvl w:ilvl="2" w:tplc="04090005" w:tentative="1">
+      <w:start w:val="1"/>
+      <w:numFmt w:val="bullet"/>
+      <w:lvlText w:val=""/>
+      <w:lvlJc w:val="left"/>
+      <w:pPr>
+        <w:ind w:left="1600" w:hanging="400"/>
+      </w:pPr>
+      <w:rPr>
+        <w:rFonts w:ascii="Wingdings" w:hAnsi="Wingdings" w:hint="default"/>
+      </w:rPr>
+    </w:lvl>
+    <w:lvl w:ilvl="3" w:tplc="04090001" w:tentative="1">
+      <w:start w:val="1"/>
+      <w:numFmt w:val="bullet"/>
+      <w:lvlText w:val=""/>
+      <w:lvlJc w:val="left"/>
+      <w:pPr>
+        <w:ind w:left="2000" w:hanging="400"/>
+      </w:pPr>
+      <w:rPr>
+        <w:rFonts w:ascii="Wingdings" w:hAnsi="Wingdings" w:hint="default"/>
+      </w:rPr>
+    </w:lvl>
+    <w:lvl w:ilvl="4" w:tplc="04090003" w:tentative="1">
+      <w:start w:val="1"/>
+      <w:numFmt w:val="bullet"/>
+      <w:lvlText w:val=""/>
+      <w:lvlJc w:val="left"/>
+      <w:pPr>
+        <w:ind w:left="2400" w:hanging="400"/>
+      </w:pPr>
+      <w:rPr>
+        <w:rFonts w:ascii="Wingdings" w:hAnsi="Wingdings" w:hint="default"/>
+      </w:rPr>
+    </w:lvl>
+    <w:lvl w:ilvl="5" w:tplc="04090005" w:tentative="1">
+      <w:start w:val="1"/>
+      <w:numFmt w:val="bullet"/>
+      <w:lvlText w:val=""/>
+      <w:lvlJc w:val="left"/>
+      <w:pPr>
+        <w:ind w:left="2800" w:hanging="400"/>
+      </w:pPr>
+      <w:rPr>
+        <w:rFonts w:ascii="Wingdings" w:hAnsi="Wingdings" w:hint="default"/>
+      </w:rPr>
+    </w:lvl>
+    <w:lvl w:ilvl="6" w:tplc="04090001" w:tentative="1">
+      <w:start w:val="1"/>
+      <w:numFmt w:val="bullet"/>
+      <w:lvlText w:val=""/>
+      <w:lvlJc w:val="left"/>
+      <w:pPr>
+        <w:ind w:left="3200" w:hanging="400"/>
+      </w:pPr>
+      <w:rPr>
+        <w:rFonts w:ascii="Wingdings" w:hAnsi="Wingdings" w:hint="default"/>
+      </w:rPr>
+    </w:lvl>
+    <w:lvl w:ilvl="7" w:tplc="04090003" w:tentative="1">
+      <w:start w:val="1"/>
+      <w:numFmt w:val="bullet"/>
+      <w:lvlText w:val=""/>
+      <w:lvlJc w:val="left"/>
+      <w:pPr>
+        <w:ind w:left="3600" w:hanging="400"/>
+      </w:pPr>
+      <w:rPr>
+        <w:rFonts w:ascii="Wingdings" w:hAnsi="Wingdings" w:hint="default"/>
+      </w:rPr>
+    </w:lvl>
+    <w:lvl w:ilvl="8" w:tplc="04090005" w:tentative="1">
+      <w:start w:val="1"/>
+      <w:numFmt w:val="bullet"/>
+      <w:lvlText w:val=""/>
+      <w:lvlJc w:val="left"/>
+      <w:pPr>
+        <w:ind w:left="4000" w:hanging="400"/>
+      </w:pPr>
+      <w:rPr>
+        <w:rFonts w:ascii="Wingdings" w:hAnsi="Wingdings" w:hint="default"/>
+      </w:rPr>
+    </w:lvl>
+  </w:abstractNum>
+  <w:abstractNum w:abstractNumId="2" w15:restartNumberingAfterBreak="0">
     <w:nsid w:val="15A9264D"/>
     <w:multiLevelType w:val="multilevel"/>
     <w:tmpl w:val="2F9CEF88"/>
@@ -4121,7 +3461,7 @@
       </w:rPr>
     </w:lvl>
   </w:abstractNum>
-  <w:abstractNum w:abstractNumId="1" w15:restartNumberingAfterBreak="0">
+  <w:abstractNum w:abstractNumId="3" w15:restartNumberingAfterBreak="0">
     <w:nsid w:val="28A87568"/>
     <w:multiLevelType w:val="multilevel"/>
     <w:tmpl w:val="AA8AE9FC"/>
@@ -4270,7 +3610,7 @@
       </w:rPr>
     </w:lvl>
   </w:abstractNum>
-  <w:abstractNum w:abstractNumId="2" w15:restartNumberingAfterBreak="0">
+  <w:abstractNum w:abstractNumId="4" w15:restartNumberingAfterBreak="0">
     <w:nsid w:val="586972A2"/>
     <w:multiLevelType w:val="multilevel"/>
     <w:tmpl w:val="E7BA5D86"/>
@@ -4419,7 +3759,7 @@
       </w:rPr>
     </w:lvl>
   </w:abstractNum>
-  <w:abstractNum w:abstractNumId="3" w15:restartNumberingAfterBreak="0">
+  <w:abstractNum w:abstractNumId="5" w15:restartNumberingAfterBreak="0">
     <w:nsid w:val="593931CE"/>
     <w:multiLevelType w:val="hybridMultilevel"/>
     <w:tmpl w:val="A3F44ADE"/>
@@ -4508,7 +3848,7 @@
       </w:pPr>
     </w:lvl>
   </w:abstractNum>
-  <w:abstractNum w:abstractNumId="4" w15:restartNumberingAfterBreak="0">
+  <w:abstractNum w:abstractNumId="6" w15:restartNumberingAfterBreak="0">
     <w:nsid w:val="60572DC8"/>
     <w:multiLevelType w:val="multilevel"/>
     <w:tmpl w:val="244A6C7A"/>
@@ -4657,7 +3997,7 @@
       </w:rPr>
     </w:lvl>
   </w:abstractNum>
-  <w:abstractNum w:abstractNumId="5" w15:restartNumberingAfterBreak="0">
+  <w:abstractNum w:abstractNumId="7" w15:restartNumberingAfterBreak="0">
     <w:nsid w:val="618A2403"/>
     <w:multiLevelType w:val="hybridMultilevel"/>
     <w:tmpl w:val="34503036"/>
@@ -4746,7 +4086,7 @@
       </w:pPr>
     </w:lvl>
   </w:abstractNum>
-  <w:abstractNum w:abstractNumId="6" w15:restartNumberingAfterBreak="0">
+  <w:abstractNum w:abstractNumId="8" w15:restartNumberingAfterBreak="0">
     <w:nsid w:val="6CBE7E42"/>
     <w:multiLevelType w:val="multilevel"/>
     <w:tmpl w:val="1B96C460"/>
@@ -4895,7 +4235,7 @@
       </w:rPr>
     </w:lvl>
   </w:abstractNum>
-  <w:abstractNum w:abstractNumId="7" w15:restartNumberingAfterBreak="0">
+  <w:abstractNum w:abstractNumId="9" w15:restartNumberingAfterBreak="0">
     <w:nsid w:val="71EE788B"/>
     <w:multiLevelType w:val="multilevel"/>
     <w:tmpl w:val="634CB194"/>
@@ -5044,7 +4384,7 @@
       </w:rPr>
     </w:lvl>
   </w:abstractNum>
-  <w:abstractNum w:abstractNumId="8" w15:restartNumberingAfterBreak="0">
+  <w:abstractNum w:abstractNumId="10" w15:restartNumberingAfterBreak="0">
     <w:nsid w:val="7BA24EE8"/>
     <w:multiLevelType w:val="multilevel"/>
     <w:tmpl w:val="BE009D20"/>
@@ -5183,7 +4523,7 @@
       </w:rPr>
     </w:lvl>
   </w:abstractNum>
-  <w:abstractNum w:abstractNumId="9" w15:restartNumberingAfterBreak="0">
+  <w:abstractNum w:abstractNumId="11" w15:restartNumberingAfterBreak="0">
     <w:nsid w:val="7EAA06FB"/>
     <w:multiLevelType w:val="multilevel"/>
     <w:tmpl w:val="EC3670D2"/>
@@ -5333,34 +4673,40 @@
     </w:lvl>
   </w:abstractNum>
   <w:num w:numId="1">
+    <w:abstractNumId w:val="10"/>
+  </w:num>
+  <w:num w:numId="2">
+    <w:abstractNumId w:val="7"/>
+  </w:num>
+  <w:num w:numId="3">
+    <w:abstractNumId w:val="5"/>
+  </w:num>
+  <w:num w:numId="4">
+    <w:abstractNumId w:val="6"/>
+  </w:num>
+  <w:num w:numId="5">
+    <w:abstractNumId w:val="9"/>
+  </w:num>
+  <w:num w:numId="6">
+    <w:abstractNumId w:val="2"/>
+  </w:num>
+  <w:num w:numId="7">
     <w:abstractNumId w:val="8"/>
   </w:num>
-  <w:num w:numId="2">
-    <w:abstractNumId w:val="5"/>
-  </w:num>
-  <w:num w:numId="3">
+  <w:num w:numId="8">
     <w:abstractNumId w:val="3"/>
   </w:num>
-  <w:num w:numId="4">
+  <w:num w:numId="9">
+    <w:abstractNumId w:val="11"/>
+  </w:num>
+  <w:num w:numId="10">
     <w:abstractNumId w:val="4"/>
   </w:num>
-  <w:num w:numId="5">
-    <w:abstractNumId w:val="7"/>
-  </w:num>
-  <w:num w:numId="6">
+  <w:num w:numId="11">
     <w:abstractNumId w:val="0"/>
   </w:num>
-  <w:num w:numId="7">
-    <w:abstractNumId w:val="6"/>
-  </w:num>
-  <w:num w:numId="8">
+  <w:num w:numId="12">
     <w:abstractNumId w:val="1"/>
-  </w:num>
-  <w:num w:numId="9">
-    <w:abstractNumId w:val="9"/>
-  </w:num>
-  <w:num w:numId="10">
-    <w:abstractNumId w:val="2"/>
   </w:num>
 </w:numbering>
 </file>
